--- a/data/resume/docs/devops.template.docx
+++ b/data/resume/docs/devops.template.docx
@@ -1,6 +1,6 @@
 
 <file path=word/document.xml><?xml version="1.0" encoding="utf-8"?>
-<w:document xmlns:wpc="http://schemas.microsoft.com/office/word/2010/wordprocessingCanvas" xmlns:cx="http://schemas.microsoft.com/office/drawing/2014/chartex" xmlns:cx1="http://schemas.microsoft.com/office/drawing/2015/9/8/chartex" xmlns:cx2="http://schemas.microsoft.com/office/drawing/2015/10/21/chartex" xmlns:cx3="http://schemas.microsoft.com/office/drawing/2016/5/9/chartex" xmlns:cx4="http://schemas.microsoft.com/office/drawing/2016/5/10/chartex" xmlns:cx5="http://schemas.microsoft.com/office/drawing/2016/5/11/chartex" xmlns:cx6="http://schemas.microsoft.com/office/drawing/2016/5/12/chartex" xmlns:cx7="http://schemas.microsoft.com/office/drawing/2016/5/13/chartex" xmlns:cx8="http://schemas.microsoft.com/office/drawing/2016/5/14/chartex" xmlns:mc="http://schemas.openxmlformats.org/markup-compatibility/2006" xmlns:aink="http://schemas.microsoft.com/office/drawing/2016/ink" xmlns:am3d="http://schemas.microsoft.com/office/drawing/2017/model3d" xmlns:o="urn:schemas-microsoft-com:office:office" xmlns:oel="http://schemas.microsoft.com/office/2019/extlst" xmlns:r="http://schemas.openxmlformats.org/officeDocument/2006/relationships" xmlns:m="http://schemas.openxmlformats.org/officeDocument/2006/math" xmlns:v="urn:schemas-microsoft-com:vml" xmlns:wp14="http://schemas.microsoft.com/office/word/2010/wordprocessingDrawing" xmlns:wp="http://schemas.openxmlformats.org/drawingml/2006/wordprocessingDrawing" xmlns:w10="urn:schemas-microsoft-com:office:word" xmlns:w="http://schemas.openxmlformats.org/wordprocessingml/2006/main" xmlns:w14="http://schemas.microsoft.com/office/word/2010/wordml" xmlns:w15="http://schemas.microsoft.com/office/word/2012/wordml" xmlns:w16cex="http://schemas.microsoft.com/office/word/2018/wordml/cex" xmlns:w16cid="http://schemas.microsoft.com/office/word/2016/wordml/cid" xmlns:w16="http://schemas.microsoft.com/office/word/2018/wordml" xmlns:w16sdtdh="http://schemas.microsoft.com/office/word/2020/wordml/sdtdatahash" xmlns:w16se="http://schemas.microsoft.com/office/word/2015/wordml/symex" xmlns:wpg="http://schemas.microsoft.com/office/word/2010/wordprocessingGroup" xmlns:wpi="http://schemas.microsoft.com/office/word/2010/wordprocessingInk" xmlns:wne="http://schemas.microsoft.com/office/word/2006/wordml" xmlns:wps="http://schemas.microsoft.com/office/word/2010/wordprocessingShape" mc:Ignorable="w14 w15 w16se w16cid w16 w16cex w16sdtdh wp14">
+<w:document xmlns:wpc="http://schemas.microsoft.com/office/word/2010/wordprocessingCanvas" xmlns:cx="http://schemas.microsoft.com/office/drawing/2014/chartex" xmlns:cx1="http://schemas.microsoft.com/office/drawing/2015/9/8/chartex" xmlns:cx2="http://schemas.microsoft.com/office/drawing/2015/10/21/chartex" xmlns:cx3="http://schemas.microsoft.com/office/drawing/2016/5/9/chartex" xmlns:cx4="http://schemas.microsoft.com/office/drawing/2016/5/10/chartex" xmlns:cx5="http://schemas.microsoft.com/office/drawing/2016/5/11/chartex" xmlns:cx6="http://schemas.microsoft.com/office/drawing/2016/5/12/chartex" xmlns:cx7="http://schemas.microsoft.com/office/drawing/2016/5/13/chartex" xmlns:cx8="http://schemas.microsoft.com/office/drawing/2016/5/14/chartex" xmlns:mc="http://schemas.openxmlformats.org/markup-compatibility/2006" xmlns:aink="http://schemas.microsoft.com/office/drawing/2016/ink" xmlns:am3d="http://schemas.microsoft.com/office/drawing/2017/model3d" xmlns:o="urn:schemas-microsoft-com:office:office" xmlns:oel="http://schemas.microsoft.com/office/2019/extlst" xmlns:r="http://schemas.openxmlformats.org/officeDocument/2006/relationships" xmlns:m="http://schemas.openxmlformats.org/officeDocument/2006/math" xmlns:v="urn:schemas-microsoft-com:vml" xmlns:wp14="http://schemas.microsoft.com/office/word/2010/wordprocessingDrawing" xmlns:wp="http://schemas.openxmlformats.org/drawingml/2006/wordprocessingDrawing" xmlns:w10="urn:schemas-microsoft-com:office:word" xmlns:w="http://schemas.openxmlformats.org/wordprocessingml/2006/main" xmlns:w14="http://schemas.microsoft.com/office/word/2010/wordml" xmlns:w15="http://schemas.microsoft.com/office/word/2012/wordml" xmlns:w16cex="http://schemas.microsoft.com/office/word/2018/wordml/cex" xmlns:w16cid="http://schemas.microsoft.com/office/word/2016/wordml/cid" xmlns:w16="http://schemas.microsoft.com/office/word/2018/wordml" xmlns:w16du="http://schemas.microsoft.com/office/word/2023/wordml/word16du" xmlns:w16sdtdh="http://schemas.microsoft.com/office/word/2020/wordml/sdtdatahash" xmlns:w16sdtfl="http://schemas.microsoft.com/office/word/2024/wordml/sdtformatlock" xmlns:w16se="http://schemas.microsoft.com/office/word/2015/wordml/symex" xmlns:wpg="http://schemas.microsoft.com/office/word/2010/wordprocessingGroup" xmlns:wpi="http://schemas.microsoft.com/office/word/2010/wordprocessingInk" xmlns:wne="http://schemas.microsoft.com/office/word/2006/wordml" xmlns:wps="http://schemas.microsoft.com/office/word/2010/wordprocessingShape" mc:Ignorable="w14 w15 w16se w16cid w16 w16cex w16sdtdh w16sdtfl w16du wp14">
   <w:body>
     <w:p>
       <w:pPr>
@@ -239,1676 +239,1512 @@
       <w:r>
         <w:t>, </w:t>
       </w:r>
+      <w:r>
+        <w:rPr>
+          <w:b/>
+          <w:bCs/>
+        </w:rPr>
+        <w:t>SageMaker</w:t>
+      </w:r>
+      <w:r>
+        <w:t>, and </w:t>
+      </w:r>
       <w:proofErr w:type="spellStart"/>
       <w:r>
         <w:rPr>
           <w:b/>
           <w:bCs/>
         </w:rPr>
+        <w:t>Kedro</w:t>
+      </w:r>
+      <w:proofErr w:type="spellEnd"/>
+      <w:r>
+        <w:t>, supporting real-time model deployment and lifecycle automation. Adept at leading cross-functional teams, optimizing build and release processes, and delivering high-availability systems for product and service-based organizations.</w:t>
+      </w:r>
+      <w:r>
+        <w:t xml:space="preserve"> </w:t>
+      </w:r>
+      <w:r>
+        <w:t>Active contributor on Stack Overflow (8,000+ reputation), with a passion for clean architecture, automation, and developer enablement.</w:t>
+      </w:r>
+    </w:p>
+    <w:p>
+      <w:pPr>
+        <w:pStyle w:val="Heading2"/>
+      </w:pPr>
+      <w:r>
+        <w:t>Technical Proficiencies</w:t>
+      </w:r>
+    </w:p>
+    <w:p>
+      <w:pPr>
+        <w:pStyle w:val="ListParagraph"/>
+        <w:rPr>
+          <w:lang w:eastAsia="en-GB"/>
+        </w:rPr>
+      </w:pPr>
+      <w:r>
+        <w:rPr>
+          <w:b/>
+          <w:bCs/>
+          <w:lang w:eastAsia="en-GB"/>
+        </w:rPr>
+        <w:t>Cloud Platforms:</w:t>
+      </w:r>
+      <w:r>
+        <w:rPr>
+          <w:lang w:eastAsia="en-GB"/>
+        </w:rPr>
+        <w:t xml:space="preserve"> </w:t>
+      </w:r>
+      <w:r>
+        <w:rPr>
+          <w:lang w:eastAsia="en-GB"/>
+        </w:rPr>
+        <w:t>AWS (EC2, Lambda, S3, RDS, EKS, CloudWatch, Step Functions), GCP (basic), Serverless Framework</w:t>
+      </w:r>
+    </w:p>
+    <w:p>
+      <w:pPr>
+        <w:pStyle w:val="ListParagraph"/>
+        <w:rPr>
+          <w:lang w:eastAsia="en-GB"/>
+        </w:rPr>
+      </w:pPr>
+      <w:r>
+        <w:rPr>
+          <w:b/>
+          <w:bCs/>
+          <w:lang w:eastAsia="en-GB"/>
+        </w:rPr>
+        <w:t>Infrastructure as Code (</w:t>
+      </w:r>
+      <w:proofErr w:type="spellStart"/>
+      <w:r>
+        <w:rPr>
+          <w:b/>
+          <w:bCs/>
+          <w:lang w:eastAsia="en-GB"/>
+        </w:rPr>
+        <w:t>IaC</w:t>
+      </w:r>
+      <w:proofErr w:type="spellEnd"/>
+      <w:r>
+        <w:rPr>
+          <w:b/>
+          <w:bCs/>
+          <w:lang w:eastAsia="en-GB"/>
+        </w:rPr>
+        <w:t>):</w:t>
+      </w:r>
+      <w:r>
+        <w:rPr>
+          <w:lang w:eastAsia="en-GB"/>
+        </w:rPr>
+        <w:t xml:space="preserve"> </w:t>
+      </w:r>
+      <w:r>
+        <w:rPr>
+          <w:lang w:eastAsia="en-GB"/>
+        </w:rPr>
+        <w:t>Terraform, AWS CloudFormation (basic), Kubernetes Manifests, Helm Charts</w:t>
+      </w:r>
+    </w:p>
+    <w:p>
+      <w:pPr>
+        <w:pStyle w:val="ListParagraph"/>
+        <w:rPr>
+          <w:lang w:eastAsia="en-GB"/>
+        </w:rPr>
+      </w:pPr>
+      <w:r>
+        <w:rPr>
+          <w:b/>
+          <w:bCs/>
+          <w:lang w:eastAsia="en-GB"/>
+        </w:rPr>
+        <w:t>Containerization &amp; Orchestration:</w:t>
+      </w:r>
+      <w:r>
+        <w:rPr>
+          <w:lang w:eastAsia="en-GB"/>
+        </w:rPr>
+        <w:t xml:space="preserve"> </w:t>
+      </w:r>
+      <w:r>
+        <w:rPr>
+          <w:lang w:eastAsia="en-GB"/>
+        </w:rPr>
+        <w:t>Docker, Kubernetes, Docker Compose, Helm, Amazon EKS</w:t>
+      </w:r>
+    </w:p>
+    <w:p>
+      <w:pPr>
+        <w:pStyle w:val="ListParagraph"/>
+        <w:rPr>
+          <w:lang w:eastAsia="en-GB"/>
+        </w:rPr>
+      </w:pPr>
+      <w:r>
+        <w:rPr>
+          <w:b/>
+          <w:bCs/>
+          <w:lang w:eastAsia="en-GB"/>
+        </w:rPr>
+        <w:t>CI/CD &amp; Automation:</w:t>
+      </w:r>
+      <w:r>
+        <w:rPr>
+          <w:b/>
+          <w:bCs/>
+          <w:lang w:eastAsia="en-GB"/>
+        </w:rPr>
+        <w:t xml:space="preserve"> </w:t>
+      </w:r>
+      <w:r>
+        <w:rPr>
+          <w:lang w:eastAsia="en-GB"/>
+        </w:rPr>
+        <w:t xml:space="preserve">GitHub Actions, Jenkins, GitLab CI/CD, </w:t>
+      </w:r>
+      <w:proofErr w:type="spellStart"/>
+      <w:r>
+        <w:rPr>
+          <w:lang w:eastAsia="en-GB"/>
+        </w:rPr>
+        <w:t>GitOps</w:t>
+      </w:r>
+      <w:proofErr w:type="spellEnd"/>
+      <w:r>
+        <w:rPr>
+          <w:lang w:eastAsia="en-GB"/>
+        </w:rPr>
+        <w:t xml:space="preserve"> workflows, Shell scripting</w:t>
+      </w:r>
+    </w:p>
+    <w:p>
+      <w:pPr>
+        <w:pStyle w:val="ListParagraph"/>
+        <w:rPr>
+          <w:lang w:eastAsia="en-GB"/>
+        </w:rPr>
+      </w:pPr>
+      <w:r>
+        <w:rPr>
+          <w:b/>
+          <w:bCs/>
+          <w:lang w:eastAsia="en-GB"/>
+        </w:rPr>
+        <w:t>Programming &amp; Scripting:</w:t>
+      </w:r>
+      <w:r>
+        <w:rPr>
+          <w:b/>
+          <w:bCs/>
+          <w:lang w:eastAsia="en-GB"/>
+        </w:rPr>
+        <w:t xml:space="preserve"> </w:t>
+      </w:r>
+      <w:r>
+        <w:rPr>
+          <w:lang w:eastAsia="en-GB"/>
+        </w:rPr>
+        <w:t>Python, Kotlin, Java 17, Bash, JavaScript (basic)</w:t>
+      </w:r>
+    </w:p>
+    <w:p>
+      <w:pPr>
+        <w:pStyle w:val="ListParagraph"/>
+        <w:rPr>
+          <w:lang w:eastAsia="en-GB"/>
+        </w:rPr>
+      </w:pPr>
+      <w:r>
+        <w:rPr>
+          <w:b/>
+          <w:bCs/>
+          <w:lang w:eastAsia="en-GB"/>
+        </w:rPr>
+        <w:t>DevOps &amp; Monitoring Tooling:</w:t>
+      </w:r>
+      <w:r>
+        <w:rPr>
+          <w:b/>
+          <w:bCs/>
+          <w:lang w:eastAsia="en-GB"/>
+        </w:rPr>
+        <w:t xml:space="preserve"> </w:t>
+      </w:r>
+      <w:r>
+        <w:rPr>
+          <w:lang w:eastAsia="en-GB"/>
+        </w:rPr>
+        <w:t xml:space="preserve">Prometheus, Grafana, ELK Stack, CloudWatch, </w:t>
+      </w:r>
+      <w:proofErr w:type="spellStart"/>
+      <w:r>
+        <w:rPr>
+          <w:lang w:eastAsia="en-GB"/>
+        </w:rPr>
+        <w:t>Fluentd</w:t>
+      </w:r>
+      <w:proofErr w:type="spellEnd"/>
+      <w:r>
+        <w:rPr>
+          <w:lang w:eastAsia="en-GB"/>
+        </w:rPr>
+        <w:t>, Nginx, Kafka</w:t>
+      </w:r>
+    </w:p>
+    <w:p>
+      <w:pPr>
+        <w:pStyle w:val="ListParagraph"/>
+        <w:rPr>
+          <w:lang w:eastAsia="en-GB"/>
+        </w:rPr>
+      </w:pPr>
+      <w:r>
+        <w:rPr>
+          <w:b/>
+          <w:bCs/>
+          <w:lang w:eastAsia="en-GB"/>
+        </w:rPr>
+        <w:t>Source Control &amp; Dev Tools:</w:t>
+      </w:r>
+      <w:r>
+        <w:rPr>
+          <w:b/>
+          <w:bCs/>
+          <w:lang w:eastAsia="en-GB"/>
+        </w:rPr>
+        <w:t xml:space="preserve"> </w:t>
+      </w:r>
+      <w:r>
+        <w:rPr>
+          <w:lang w:eastAsia="en-GB"/>
+        </w:rPr>
+        <w:t>Git, GitHub, Bitbucket, GitLab, Linux CLI, VS Code, IntelliJ, Postman</w:t>
+      </w:r>
+    </w:p>
+    <w:p>
+      <w:pPr>
+        <w:pStyle w:val="ListParagraph"/>
+        <w:rPr>
+          <w:lang w:eastAsia="en-GB"/>
+        </w:rPr>
+      </w:pPr>
+      <w:r>
+        <w:rPr>
+          <w:b/>
+          <w:bCs/>
+          <w:lang w:eastAsia="en-GB"/>
+        </w:rPr>
+        <w:t>ML Ops &amp; Data Pipelines:</w:t>
+      </w:r>
+      <w:r>
+        <w:rPr>
+          <w:b/>
+          <w:bCs/>
+          <w:lang w:eastAsia="en-GB"/>
+        </w:rPr>
+        <w:t xml:space="preserve"> </w:t>
+      </w:r>
+      <w:proofErr w:type="spellStart"/>
+      <w:r>
+        <w:rPr>
+          <w:lang w:eastAsia="en-GB"/>
+        </w:rPr>
+        <w:t>MLflow</w:t>
+      </w:r>
+      <w:proofErr w:type="spellEnd"/>
+      <w:r>
+        <w:rPr>
+          <w:lang w:eastAsia="en-GB"/>
+        </w:rPr>
+        <w:t xml:space="preserve">, SageMaker, </w:t>
+      </w:r>
+      <w:proofErr w:type="spellStart"/>
+      <w:r>
+        <w:rPr>
+          <w:lang w:eastAsia="en-GB"/>
+        </w:rPr>
+        <w:t>Kedro</w:t>
+      </w:r>
+      <w:proofErr w:type="spellEnd"/>
+      <w:r>
+        <w:rPr>
+          <w:lang w:eastAsia="en-GB"/>
+        </w:rPr>
+        <w:t xml:space="preserve">, Pandas, </w:t>
+      </w:r>
+      <w:proofErr w:type="spellStart"/>
+      <w:r>
+        <w:rPr>
+          <w:lang w:eastAsia="en-GB"/>
+        </w:rPr>
+        <w:t>JupyterLab</w:t>
+      </w:r>
+      <w:proofErr w:type="spellEnd"/>
+      <w:r>
+        <w:rPr>
+          <w:lang w:eastAsia="en-GB"/>
+        </w:rPr>
+        <w:t>, Scikit-learn</w:t>
+      </w:r>
+    </w:p>
+    <w:p>
+      <w:pPr>
+        <w:pStyle w:val="ListParagraph"/>
+        <w:rPr>
+          <w:lang w:eastAsia="en-GB"/>
+        </w:rPr>
+      </w:pPr>
+      <w:r>
+        <w:rPr>
+          <w:b/>
+          <w:bCs/>
+          <w:lang w:eastAsia="en-GB"/>
+        </w:rPr>
+        <w:t>Testing &amp; Quality Automation:</w:t>
+      </w:r>
+      <w:r>
+        <w:rPr>
+          <w:b/>
+          <w:bCs/>
+          <w:lang w:eastAsia="en-GB"/>
+        </w:rPr>
+        <w:t xml:space="preserve"> </w:t>
+      </w:r>
+      <w:r>
+        <w:rPr>
+          <w:lang w:eastAsia="en-GB"/>
+        </w:rPr>
+        <w:t xml:space="preserve">JUnit, </w:t>
+      </w:r>
+      <w:proofErr w:type="spellStart"/>
+      <w:r>
+        <w:rPr>
+          <w:lang w:eastAsia="en-GB"/>
+        </w:rPr>
+        <w:t>PyTest</w:t>
+      </w:r>
+      <w:proofErr w:type="spellEnd"/>
+      <w:r>
+        <w:rPr>
+          <w:lang w:eastAsia="en-GB"/>
+        </w:rPr>
+        <w:t>, Cucumber, Postman, Selenium (basic), BDD frameworks</w:t>
+      </w:r>
+    </w:p>
+    <w:p>
+      <w:pPr>
+        <w:pStyle w:val="ListParagraph"/>
+        <w:rPr>
+          <w:lang w:eastAsia="en-GB"/>
+        </w:rPr>
+      </w:pPr>
+      <w:r>
+        <w:rPr>
+          <w:b/>
+          <w:bCs/>
+          <w:lang w:eastAsia="en-GB"/>
+        </w:rPr>
+        <w:t>Databases &amp; Storage:</w:t>
+      </w:r>
+      <w:r>
+        <w:rPr>
+          <w:b/>
+          <w:bCs/>
+          <w:lang w:eastAsia="en-GB"/>
+        </w:rPr>
+        <w:t xml:space="preserve"> </w:t>
+      </w:r>
+      <w:r>
+        <w:rPr>
+          <w:lang w:eastAsia="en-GB"/>
+        </w:rPr>
+        <w:t>PostgreSQL, MySQL, MongoDB, Redis, Snowflake (basic), S3</w:t>
+      </w:r>
+    </w:p>
+    <w:p>
+      <w:pPr>
+        <w:pStyle w:val="Heading2"/>
+      </w:pPr>
+      <w:r>
+        <w:t>Experience</w:t>
+      </w:r>
+    </w:p>
+    <w:p>
+      <w:pPr>
+        <w:pStyle w:val="Heading3"/>
+      </w:pPr>
+      <w:r>
+        <w:t xml:space="preserve">Lead Cloud Engineer, </w:t>
+      </w:r>
+      <w:proofErr w:type="spellStart"/>
+      <w:r>
+        <w:t>Technumen</w:t>
+      </w:r>
+      <w:proofErr w:type="spellEnd"/>
+      <w:r>
+        <w:t xml:space="preserve"> - Client: Liberty Mutual | Mar 2024 - Jul 2025</w:t>
+      </w:r>
+    </w:p>
+    <w:p>
+      <w:pPr>
+        <w:pStyle w:val="ListParagraph"/>
+      </w:pPr>
+      <w:r>
+        <w:t>Built and deployed a scalable </w:t>
+      </w:r>
+      <w:r>
+        <w:rPr>
+          <w:b/>
+          <w:bCs/>
+        </w:rPr>
+        <w:t>Spring Boot SDK</w:t>
+      </w:r>
+      <w:r>
+        <w:t> for AI-driven insurance inference; integrated with </w:t>
+      </w:r>
+      <w:r>
+        <w:rPr>
+          <w:b/>
+          <w:bCs/>
+        </w:rPr>
+        <w:t>Sapient</w:t>
+      </w:r>
+      <w:r>
+        <w:t> and third-party clients.</w:t>
+      </w:r>
+    </w:p>
+    <w:p>
+      <w:pPr>
+        <w:pStyle w:val="ListParagraph"/>
+      </w:pPr>
+      <w:r>
+        <w:t>Automated </w:t>
+      </w:r>
+      <w:r>
+        <w:rPr>
+          <w:b/>
+          <w:bCs/>
+        </w:rPr>
+        <w:t>release notifications</w:t>
+      </w:r>
+      <w:r>
+        <w:t> to internal and external stakeholders via </w:t>
+      </w:r>
+      <w:r>
+        <w:rPr>
+          <w:b/>
+          <w:bCs/>
+        </w:rPr>
+        <w:t>Slack</w:t>
+      </w:r>
+      <w:r>
+        <w:t>, </w:t>
+      </w:r>
+      <w:r>
+        <w:rPr>
+          <w:b/>
+          <w:bCs/>
+        </w:rPr>
+        <w:t>email</w:t>
+      </w:r>
+      <w:r>
+        <w:t>, and </w:t>
+      </w:r>
+      <w:r>
+        <w:rPr>
+          <w:b/>
+          <w:bCs/>
+        </w:rPr>
+        <w:t>Microsoft Graph API</w:t>
+      </w:r>
+      <w:r>
+        <w:t>.</w:t>
+      </w:r>
+    </w:p>
+    <w:p>
+      <w:pPr>
+        <w:pStyle w:val="ListParagraph"/>
+      </w:pPr>
+      <w:r>
+        <w:t>Managed AWS infrastructure (</w:t>
+      </w:r>
+      <w:r>
+        <w:rPr>
+          <w:b/>
+          <w:bCs/>
+        </w:rPr>
+        <w:t>EKS, Lambda, S3, Step Functions</w:t>
+      </w:r>
+      <w:r>
+        <w:t>) using </w:t>
+      </w:r>
+      <w:r>
+        <w:rPr>
+          <w:b/>
+          <w:bCs/>
+        </w:rPr>
+        <w:t>Terraform</w:t>
+      </w:r>
+      <w:r>
+        <w:t>, </w:t>
+      </w:r>
+      <w:r>
+        <w:rPr>
+          <w:b/>
+          <w:bCs/>
+        </w:rPr>
+        <w:t>Docker</w:t>
+      </w:r>
+      <w:r>
+        <w:t>, and </w:t>
+      </w:r>
+      <w:r>
+        <w:rPr>
+          <w:b/>
+          <w:bCs/>
+        </w:rPr>
+        <w:t>Kubernetes</w:t>
+      </w:r>
+      <w:r>
+        <w:t>.</w:t>
+      </w:r>
+    </w:p>
+    <w:p>
+      <w:pPr>
+        <w:pStyle w:val="ListParagraph"/>
+      </w:pPr>
+      <w:r>
+        <w:t>Designed CI/CD pipelines with </w:t>
+      </w:r>
+      <w:r>
+        <w:rPr>
+          <w:b/>
+          <w:bCs/>
+        </w:rPr>
+        <w:t>GitHub Actions</w:t>
+      </w:r>
+      <w:r>
+        <w:t>, enabling secure, multi-stage deployments and code scanning.</w:t>
+      </w:r>
+    </w:p>
+    <w:p>
+      <w:pPr>
+        <w:pStyle w:val="ListParagraph"/>
+      </w:pPr>
+      <w:r>
+        <w:t>Integrated monitoring and alerting with </w:t>
+      </w:r>
+      <w:r>
+        <w:rPr>
+          <w:b/>
+          <w:bCs/>
+        </w:rPr>
+        <w:t>Datadog</w:t>
+      </w:r>
+      <w:r>
+        <w:t>, </w:t>
+      </w:r>
+      <w:r>
+        <w:rPr>
+          <w:b/>
+          <w:bCs/>
+        </w:rPr>
+        <w:t>Prometheus</w:t>
+      </w:r>
+      <w:r>
+        <w:t>, and </w:t>
+      </w:r>
+      <w:r>
+        <w:rPr>
+          <w:b/>
+          <w:bCs/>
+        </w:rPr>
+        <w:t>Grafana</w:t>
+      </w:r>
+      <w:r>
+        <w:t> for production reliability.</w:t>
+      </w:r>
+    </w:p>
+    <w:p>
+      <w:pPr>
+        <w:pStyle w:val="ListParagraph"/>
+      </w:pPr>
+      <w:r>
+        <w:t>Migrated codebases to </w:t>
+      </w:r>
+      <w:r>
+        <w:rPr>
+          <w:b/>
+          <w:bCs/>
+        </w:rPr>
+        <w:t>GitHub</w:t>
+      </w:r>
+      <w:r>
+        <w:t xml:space="preserve">, implemented </w:t>
+      </w:r>
+      <w:proofErr w:type="spellStart"/>
+      <w:r>
+        <w:t>GitOps</w:t>
+      </w:r>
+      <w:proofErr w:type="spellEnd"/>
+      <w:r>
+        <w:t xml:space="preserve"> practices, and mentored team on </w:t>
+      </w:r>
+      <w:r>
+        <w:rPr>
+          <w:b/>
+          <w:bCs/>
+        </w:rPr>
+        <w:t>Kotlin</w:t>
+      </w:r>
+      <w:r>
+        <w:t> and infra best practices.</w:t>
+      </w:r>
+    </w:p>
+    <w:p>
+      <w:pPr>
+        <w:pStyle w:val="Heading3"/>
+      </w:pPr>
+      <w:r>
+        <w:t>Product Development Engineer, Calibo | 2020 - 2023</w:t>
+      </w:r>
+    </w:p>
+    <w:p>
+      <w:pPr>
+        <w:pStyle w:val="ListParagraph"/>
+      </w:pPr>
+      <w:r>
+        <w:t>Work closely with stakeholders to gather feedback, optimize application performance, and ensure smooth product delivery.</w:t>
+      </w:r>
+    </w:p>
+    <w:p>
+      <w:pPr>
+        <w:pStyle w:val="ListParagraph"/>
+      </w:pPr>
+      <w:r>
+        <w:lastRenderedPageBreak/>
+        <w:t>Built and deployed containerized microservices using </w:t>
+      </w:r>
+      <w:r>
+        <w:rPr>
+          <w:b/>
+          <w:bCs/>
+        </w:rPr>
+        <w:t>Kotlin</w:t>
+      </w:r>
+      <w:r>
+        <w:t>, </w:t>
+      </w:r>
+      <w:r>
+        <w:rPr>
+          <w:b/>
+          <w:bCs/>
+        </w:rPr>
+        <w:t>Spring Boot</w:t>
+      </w:r>
+      <w:r>
+        <w:t>, </w:t>
+      </w:r>
+      <w:r>
+        <w:rPr>
+          <w:b/>
+          <w:bCs/>
+        </w:rPr>
+        <w:t>Docker</w:t>
+      </w:r>
+      <w:r>
+        <w:t>, and </w:t>
+      </w:r>
+      <w:r>
+        <w:rPr>
+          <w:b/>
+          <w:bCs/>
+        </w:rPr>
+        <w:t>Kubernetes (EKS)</w:t>
+      </w:r>
+      <w:r>
+        <w:t>.</w:t>
+      </w:r>
+    </w:p>
+    <w:p>
+      <w:pPr>
+        <w:pStyle w:val="ListParagraph"/>
+      </w:pPr>
+      <w:r>
+        <w:t>Created and maintained Helm charts for service deployment and environment-specific configurations.</w:t>
+      </w:r>
+    </w:p>
+    <w:p>
+      <w:pPr>
+        <w:pStyle w:val="ListParagraph"/>
+      </w:pPr>
+      <w:r>
+        <w:t>Managed cloud infrastructure using </w:t>
+      </w:r>
+      <w:r>
+        <w:rPr>
+          <w:b/>
+          <w:bCs/>
+        </w:rPr>
+        <w:t>AWS (EC2, RDS, S3, SageMaker)</w:t>
+      </w:r>
+      <w:r>
+        <w:t> and </w:t>
+      </w:r>
+      <w:r>
+        <w:rPr>
+          <w:b/>
+          <w:bCs/>
+        </w:rPr>
+        <w:t>Terraform</w:t>
+      </w:r>
+      <w:r>
+        <w:t>, enabling repeatable, scalable provisioning.</w:t>
+      </w:r>
+    </w:p>
+    <w:p>
+      <w:pPr>
+        <w:pStyle w:val="ListParagraph"/>
+      </w:pPr>
+      <w:r>
+        <w:t>Developed and maintained </w:t>
+      </w:r>
+      <w:r>
+        <w:rPr>
+          <w:b/>
+          <w:bCs/>
+        </w:rPr>
+        <w:t>Jenkins pipelines</w:t>
+      </w:r>
+      <w:r>
+        <w:t> for CI/CD across multiple environments, integrating testing and code quality checks.</w:t>
+      </w:r>
+    </w:p>
+    <w:p>
+      <w:pPr>
+        <w:pStyle w:val="ListParagraph"/>
+      </w:pPr>
+      <w:r>
+        <w:t>Monitored system health and performance using </w:t>
+      </w:r>
+      <w:r>
+        <w:rPr>
+          <w:b/>
+          <w:bCs/>
+        </w:rPr>
+        <w:t>New Relic</w:t>
+      </w:r>
+      <w:r>
+        <w:t>, </w:t>
+      </w:r>
+      <w:r>
+        <w:rPr>
+          <w:b/>
+          <w:bCs/>
+        </w:rPr>
+        <w:t>CloudWatch</w:t>
+      </w:r>
+      <w:r>
+        <w:t>, and centralized logging with </w:t>
+      </w:r>
+      <w:r>
+        <w:rPr>
+          <w:b/>
+          <w:bCs/>
+        </w:rPr>
+        <w:t>ELK Stack</w:t>
+      </w:r>
+      <w:r>
+        <w:t>.</w:t>
+      </w:r>
+    </w:p>
+    <w:p>
+      <w:pPr>
+        <w:pStyle w:val="ListParagraph"/>
+      </w:pPr>
+      <w:r>
+        <w:t>Contributed to </w:t>
+      </w:r>
+      <w:r>
+        <w:rPr>
+          <w:b/>
+          <w:bCs/>
+        </w:rPr>
+        <w:t>ML Ops pipelines</w:t>
+      </w:r>
+      <w:r>
+        <w:t> using </w:t>
+      </w:r>
+      <w:proofErr w:type="spellStart"/>
+      <w:r>
+        <w:rPr>
+          <w:b/>
+          <w:bCs/>
+        </w:rPr>
+        <w:t>MLflow</w:t>
+      </w:r>
+      <w:proofErr w:type="spellEnd"/>
+      <w:r>
+        <w:t>, </w:t>
+      </w:r>
+      <w:proofErr w:type="spellStart"/>
+      <w:r>
+        <w:rPr>
+          <w:b/>
+          <w:bCs/>
+        </w:rPr>
+        <w:t>Kedro</w:t>
+      </w:r>
+      <w:proofErr w:type="spellEnd"/>
+      <w:r>
+        <w:t>, and </w:t>
+      </w:r>
+      <w:r>
+        <w:rPr>
+          <w:b/>
+          <w:bCs/>
+        </w:rPr>
         <w:t>SageMaker</w:t>
       </w:r>
+      <w:r>
+        <w:t> for model deployment and monitoring.</w:t>
+      </w:r>
+    </w:p>
+    <w:p>
+      <w:pPr>
+        <w:pStyle w:val="ListParagraph"/>
+      </w:pPr>
+      <w:r>
+        <w:t>Collaborated with teams to implement DevOps best practices, automate deployments, and troubleshoot production issues efficiently.</w:t>
+      </w:r>
+    </w:p>
+    <w:p>
+      <w:pPr>
+        <w:pStyle w:val="Heading3"/>
+      </w:pPr>
+      <w:r>
+        <w:t>Senior Associate, Nagarro | 2019 - 2020</w:t>
+      </w:r>
+    </w:p>
+    <w:p>
+      <w:pPr>
+        <w:pStyle w:val="ListParagraph"/>
+      </w:pPr>
+      <w:r>
+        <w:t>Developed microservices using </w:t>
+      </w:r>
+      <w:r>
+        <w:rPr>
+          <w:b/>
+          <w:bCs/>
+        </w:rPr>
+        <w:t>Spring Boot</w:t>
+      </w:r>
+      <w:r>
+        <w:t>, </w:t>
+      </w:r>
+      <w:r>
+        <w:rPr>
+          <w:b/>
+          <w:bCs/>
+        </w:rPr>
+        <w:t>Kotlin</w:t>
+      </w:r>
+      <w:r>
+        <w:t>, and </w:t>
+      </w:r>
+      <w:r>
+        <w:rPr>
+          <w:b/>
+          <w:bCs/>
+        </w:rPr>
+        <w:t>RabbitMQ</w:t>
+      </w:r>
+      <w:r>
+        <w:t>, deployed on containerized infrastructure.</w:t>
+      </w:r>
+    </w:p>
+    <w:p>
+      <w:pPr>
+        <w:pStyle w:val="ListParagraph"/>
+      </w:pPr>
+      <w:r>
+        <w:t>Built and maintained </w:t>
+      </w:r>
+      <w:r>
+        <w:rPr>
+          <w:b/>
+          <w:bCs/>
+        </w:rPr>
+        <w:t>CI/CD pipelines</w:t>
+      </w:r>
+      <w:r>
+        <w:t> using </w:t>
+      </w:r>
+      <w:r>
+        <w:rPr>
+          <w:b/>
+          <w:bCs/>
+        </w:rPr>
+        <w:t>Jenkins</w:t>
+      </w:r>
+      <w:r>
+        <w:t> and </w:t>
+      </w:r>
+      <w:r>
+        <w:rPr>
+          <w:b/>
+          <w:bCs/>
+        </w:rPr>
+        <w:t>Docker</w:t>
+      </w:r>
+      <w:r>
+        <w:t>, streamlining testing and release workflows.</w:t>
+      </w:r>
+    </w:p>
+    <w:p>
+      <w:pPr>
+        <w:pStyle w:val="ListParagraph"/>
+      </w:pPr>
+      <w:r>
+        <w:t>Collaborated on infrastructure setup with </w:t>
+      </w:r>
+      <w:r>
+        <w:rPr>
+          <w:b/>
+          <w:bCs/>
+        </w:rPr>
+        <w:t>Kubernetes</w:t>
+      </w:r>
+      <w:r>
+        <w:t>, and implemented logging/monitoring with </w:t>
+      </w:r>
+      <w:r>
+        <w:rPr>
+          <w:b/>
+          <w:bCs/>
+        </w:rPr>
+        <w:t>ELK Stack</w:t>
+      </w:r>
+      <w:r>
+        <w:t> and </w:t>
+      </w:r>
+      <w:r>
+        <w:rPr>
+          <w:b/>
+          <w:bCs/>
+        </w:rPr>
+        <w:t>CloudWatch</w:t>
+      </w:r>
+      <w:r>
+        <w:t>.</w:t>
+      </w:r>
+    </w:p>
+    <w:p>
+      <w:pPr>
+        <w:pStyle w:val="ListParagraph"/>
+      </w:pPr>
+      <w:r>
+        <w:t>Contributed to DevOps transformation by automating deployments and improving code quality through static analysis and test coverage.</w:t>
+      </w:r>
+    </w:p>
+    <w:p>
+      <w:pPr>
+        <w:pStyle w:val="ListParagraph"/>
+      </w:pPr>
+      <w:r>
+        <w:t>Participated in agile ceremonies and cross-team collaboration to deliver scalable, secure features aligned with client needs.</w:t>
+      </w:r>
+    </w:p>
+    <w:p>
+      <w:pPr>
+        <w:pStyle w:val="Heading3"/>
+      </w:pPr>
+      <w:r>
+        <w:t xml:space="preserve">Senior Software Engineer, </w:t>
+      </w:r>
+      <w:proofErr w:type="spellStart"/>
+      <w:r>
+        <w:t>Enbraun</w:t>
+      </w:r>
       <w:proofErr w:type="spellEnd"/>
       <w:r>
+        <w:t xml:space="preserve"> | 2015 - 2019</w:t>
+      </w:r>
+    </w:p>
+    <w:p>
+      <w:pPr>
+        <w:pStyle w:val="ListParagraph"/>
+      </w:pPr>
+      <w:r>
+        <w:t>data not found</w:t>
+      </w:r>
+    </w:p>
+    <w:p>
+      <w:pPr>
+        <w:pStyle w:val="Heading3"/>
+      </w:pPr>
+      <w:r>
+        <w:t>Freelancer | Before 2015</w:t>
+      </w:r>
+    </w:p>
+    <w:p>
+      <w:pPr>
+        <w:pStyle w:val="ListParagraph"/>
+      </w:pPr>
+      <w:r>
+        <w:t>data not found</w:t>
+      </w:r>
+    </w:p>
+    <w:p>
+      <w:pPr>
+        <w:pStyle w:val="Heading2"/>
+      </w:pPr>
+      <w:r>
+        <w:t>Project Profile</w:t>
+      </w:r>
+    </w:p>
+    <w:p>
+      <w:pPr>
+        <w:pStyle w:val="Heading3"/>
+        <w:rPr>
+          <w:bCs/>
+        </w:rPr>
+      </w:pPr>
+      <w:proofErr w:type="spellStart"/>
+      <w:r>
+        <w:rPr>
+          <w:bCs/>
+        </w:rPr>
+        <w:t>OneRule</w:t>
+      </w:r>
+      <w:proofErr w:type="spellEnd"/>
+      <w:r>
+        <w:rPr>
+          <w:bCs/>
+        </w:rPr>
+        <w:t xml:space="preserve"> SDK – AI Inference Platform for Insurance Claims</w:t>
+      </w:r>
+    </w:p>
+    <w:p>
+      <w:r>
+        <w:t xml:space="preserve">Enterprise-grade SDK designed to simplify integration with </w:t>
+      </w:r>
+      <w:proofErr w:type="spellStart"/>
+      <w:r>
+        <w:t>Sapient’s</w:t>
+      </w:r>
+      <w:proofErr w:type="spellEnd"/>
+      <w:r>
+        <w:t xml:space="preserve"> AI inference engine for insurance claim processing. The SDK abstracted data preparation and infrastructure complexities, providing a lightweight, plug-and-play middleware solution for third-party systems.</w:t>
+      </w:r>
+    </w:p>
+    <w:p>
+      <w:r>
+        <w:t>Key Contributions:</w:t>
+      </w:r>
+    </w:p>
+    <w:p>
+      <w:pPr>
+        <w:pStyle w:val="ListParagraph"/>
+      </w:pPr>
+      <w:r>
+        <w:t>Designed and developed the core SDK using </w:t>
+      </w:r>
+      <w:r>
+        <w:rPr>
+          <w:b/>
+          <w:bCs/>
+        </w:rPr>
+        <w:t>Java 17</w:t>
+      </w:r>
+      <w:r>
+        <w:t>, </w:t>
+      </w:r>
+      <w:r>
+        <w:rPr>
+          <w:b/>
+          <w:bCs/>
+        </w:rPr>
+        <w:t>Spring Boot</w:t>
+      </w:r>
+      <w:r>
         <w:t>, and </w:t>
       </w:r>
+      <w:r>
+        <w:rPr>
+          <w:b/>
+          <w:bCs/>
+        </w:rPr>
+        <w:t>Kotlin</w:t>
+      </w:r>
+      <w:r>
+        <w:t>, enabling low-latency access to AI-driven inference APIs.</w:t>
+      </w:r>
+    </w:p>
+    <w:p>
+      <w:pPr>
+        <w:pStyle w:val="ListParagraph"/>
+      </w:pPr>
+      <w:r>
+        <w:t>Containerized services with </w:t>
+      </w:r>
+      <w:r>
+        <w:rPr>
+          <w:b/>
+          <w:bCs/>
+        </w:rPr>
+        <w:t>Docker</w:t>
+      </w:r>
+      <w:r>
+        <w:t> and deployed them on </w:t>
+      </w:r>
+      <w:r>
+        <w:rPr>
+          <w:b/>
+          <w:bCs/>
+        </w:rPr>
+        <w:t>AWS EKS</w:t>
+      </w:r>
+      <w:r>
+        <w:t>, with configuration management using </w:t>
+      </w:r>
+      <w:r>
+        <w:rPr>
+          <w:b/>
+          <w:bCs/>
+        </w:rPr>
+        <w:t>Helm</w:t>
+      </w:r>
+      <w:r>
+        <w:rPr>
+          <w:b/>
+          <w:bCs/>
+        </w:rPr>
+        <w:t xml:space="preserve"> </w:t>
+      </w:r>
+      <w:r>
+        <w:t>charts.</w:t>
+      </w:r>
+    </w:p>
+    <w:p>
+      <w:pPr>
+        <w:pStyle w:val="ListParagraph"/>
+      </w:pPr>
+      <w:r>
+        <w:t>Managed infrastructure using </w:t>
+      </w:r>
+      <w:r>
+        <w:rPr>
+          <w:b/>
+          <w:bCs/>
+        </w:rPr>
+        <w:t>Terraform</w:t>
+      </w:r>
+      <w:r>
+        <w:t>, provisioning AWS components like </w:t>
+      </w:r>
+      <w:r>
+        <w:rPr>
+          <w:b/>
+          <w:bCs/>
+        </w:rPr>
+        <w:t>Lambda</w:t>
+      </w:r>
+      <w:r>
+        <w:t>, </w:t>
+      </w:r>
+      <w:r>
+        <w:rPr>
+          <w:b/>
+          <w:bCs/>
+        </w:rPr>
+        <w:t>S3</w:t>
+      </w:r>
+      <w:r>
+        <w:t>, </w:t>
+      </w:r>
+      <w:r>
+        <w:rPr>
+          <w:b/>
+          <w:bCs/>
+        </w:rPr>
+        <w:t>Step Functions</w:t>
+      </w:r>
+      <w:r>
+        <w:t>, and </w:t>
+      </w:r>
+      <w:r>
+        <w:rPr>
+          <w:b/>
+          <w:bCs/>
+        </w:rPr>
+        <w:t>CloudWatch</w:t>
+      </w:r>
+      <w:r>
+        <w:t>.</w:t>
+      </w:r>
+    </w:p>
+    <w:p>
+      <w:pPr>
+        <w:pStyle w:val="ListParagraph"/>
+      </w:pPr>
+      <w:r>
+        <w:t>Implemented CI/CD pipelines using </w:t>
+      </w:r>
+      <w:r>
+        <w:rPr>
+          <w:b/>
+          <w:bCs/>
+        </w:rPr>
+        <w:t>GitHub Actions</w:t>
+      </w:r>
+      <w:r>
+        <w:t> for automated builds, deployments, and environment promotion.</w:t>
+      </w:r>
+    </w:p>
+    <w:p>
+      <w:pPr>
+        <w:pStyle w:val="ListParagraph"/>
+      </w:pPr>
+      <w:r>
+        <w:t>Developed and published reusable </w:t>
+      </w:r>
+      <w:r>
+        <w:rPr>
+          <w:b/>
+          <w:bCs/>
+        </w:rPr>
+        <w:t>CloudForge Starter Templates</w:t>
+      </w:r>
+      <w:r>
+        <w:t> (e.g., Spring Boot Starter, Kubernetes-ready Helm charts, EKS deployment blueprints) to accelerate client onboarding.</w:t>
+      </w:r>
+    </w:p>
+    <w:p>
+      <w:pPr>
+        <w:pStyle w:val="ListParagraph"/>
+      </w:pPr>
+      <w:r>
+        <w:t>Integrated </w:t>
+      </w:r>
+      <w:r>
+        <w:rPr>
+          <w:b/>
+          <w:bCs/>
+        </w:rPr>
+        <w:t>Slack bots</w:t>
+      </w:r>
+      <w:r>
+        <w:t> and </w:t>
+      </w:r>
+      <w:r>
+        <w:rPr>
+          <w:b/>
+          <w:bCs/>
+        </w:rPr>
+        <w:t>Microsoft Graph API</w:t>
+      </w:r>
+      <w:r>
+        <w:t> to automate release announcements and internal communications.</w:t>
+      </w:r>
+    </w:p>
+    <w:p>
+      <w:pPr>
+        <w:pStyle w:val="ListParagraph"/>
+      </w:pPr>
+      <w:r>
+        <w:t>Introduced observability enhancements using </w:t>
+      </w:r>
+      <w:r>
+        <w:rPr>
+          <w:b/>
+          <w:bCs/>
+        </w:rPr>
+        <w:t>Datadog</w:t>
+      </w:r>
+      <w:r>
+        <w:t> for real-time monitoring and alerting.</w:t>
+      </w:r>
+    </w:p>
+    <w:p>
+      <w:pPr>
+        <w:pStyle w:val="ListParagraph"/>
+      </w:pPr>
+      <w:r>
+        <w:t xml:space="preserve">Migrated repositories from Bitbucket to GitHub with enforced </w:t>
+      </w:r>
       <w:proofErr w:type="spellStart"/>
       <w:r>
-        <w:rPr>
-          <w:b/>
-          <w:bCs/>
-        </w:rPr>
-        <w:t>Kedro</w:t>
+        <w:t>GitOps</w:t>
       </w:r>
       <w:proofErr w:type="spellEnd"/>
       <w:r>
-        <w:t>, supporting real-time model deployment and lifecycle automation. Adept at leading cross-functional teams, optimizing build and release processes, and delivering high-availability systems for product and service-based organizations.</w:t>
-      </w:r>
-      <w:r>
-        <w:t xml:space="preserve"> </w:t>
-      </w:r>
-      <w:r>
-        <w:t>Active contributor on Stack Overflow (8,000+ reputation), with a passion for clean architecture, automation, and developer enablement.</w:t>
-      </w:r>
-    </w:p>
-    <w:p>
-      <w:pPr>
-        <w:pStyle w:val="Heading2"/>
-      </w:pPr>
-      <w:r>
-        <w:t>Technical Proficiencies</w:t>
-      </w:r>
-    </w:p>
-    <w:p>
-      <w:pPr>
-        <w:spacing w:before="100" w:beforeAutospacing="1" w:after="100" w:afterAutospacing="1" w:line="360" w:lineRule="auto"/>
-        <w:contextualSpacing/>
-        <w:rPr>
-          <w:rFonts w:eastAsia="Times New Roman" w:cstheme="minorHAnsi"/>
-          <w:szCs w:val="21"/>
-          <w:lang w:eastAsia="en-GB"/>
-        </w:rPr>
-      </w:pPr>
-      <w:r>
-        <w:rPr>
-          <w:rFonts w:eastAsia="Times New Roman" w:cstheme="minorHAnsi"/>
-          <w:b/>
-          <w:bCs/>
-          <w:szCs w:val="21"/>
-          <w:lang w:eastAsia="en-GB"/>
-        </w:rPr>
-        <w:t>Cloud Platforms:</w:t>
-      </w:r>
-      <w:r>
-        <w:rPr>
-          <w:rFonts w:eastAsia="Times New Roman" w:cstheme="minorHAnsi"/>
-          <w:szCs w:val="21"/>
-          <w:lang w:eastAsia="en-GB"/>
-        </w:rPr>
-        <w:t xml:space="preserve"> </w:t>
-      </w:r>
-      <w:r>
-        <w:rPr>
-          <w:rFonts w:eastAsia="Times New Roman" w:cstheme="minorHAnsi"/>
-          <w:szCs w:val="21"/>
-          <w:lang w:eastAsia="en-GB"/>
-        </w:rPr>
-        <w:t>AWS (EC2, Lambda, S3, RDS, EKS, CloudWatch, Step Functions), GCP (basic), Serverless Framework</w:t>
-      </w:r>
-    </w:p>
-    <w:p>
-      <w:pPr>
-        <w:spacing w:before="100" w:beforeAutospacing="1" w:after="100" w:afterAutospacing="1" w:line="360" w:lineRule="auto"/>
-        <w:contextualSpacing/>
-        <w:rPr>
-          <w:rFonts w:eastAsia="Times New Roman" w:cstheme="minorHAnsi"/>
-          <w:szCs w:val="21"/>
-          <w:lang w:eastAsia="en-GB"/>
-        </w:rPr>
-      </w:pPr>
-      <w:r>
-        <w:rPr>
-          <w:rFonts w:eastAsia="Times New Roman" w:cstheme="minorHAnsi"/>
-          <w:b/>
-          <w:bCs/>
-          <w:szCs w:val="21"/>
-          <w:lang w:eastAsia="en-GB"/>
-        </w:rPr>
-        <w:t>Infrastructure as Code (</w:t>
+        <w:t xml:space="preserve"> workflows, code quality checks, and reviewer policies.</w:t>
+      </w:r>
+    </w:p>
+    <w:p>
+      <w:pPr>
+        <w:pStyle w:val="Heading3"/>
+      </w:pPr>
+      <w:r>
+        <w:lastRenderedPageBreak/>
+        <w:t>LAZSA – Product Platform-as-a-Service</w:t>
+      </w:r>
+    </w:p>
+    <w:p>
+      <w:r>
+        <w:t>An industry-first Product Platform-as-a-Service (</w:t>
       </w:r>
       <w:proofErr w:type="spellStart"/>
       <w:r>
-        <w:rPr>
-          <w:rFonts w:eastAsia="Times New Roman" w:cstheme="minorHAnsi"/>
-          <w:b/>
-          <w:bCs/>
-          <w:szCs w:val="21"/>
-          <w:lang w:eastAsia="en-GB"/>
-        </w:rPr>
-        <w:t>IaC</w:t>
+        <w:t>pPaaS</w:t>
       </w:r>
       <w:proofErr w:type="spellEnd"/>
       <w:r>
-        <w:rPr>
-          <w:rFonts w:eastAsia="Times New Roman" w:cstheme="minorHAnsi"/>
-          <w:b/>
-          <w:bCs/>
-          <w:szCs w:val="21"/>
-          <w:lang w:eastAsia="en-GB"/>
-        </w:rPr>
-        <w:t>):</w:t>
-      </w:r>
-      <w:r>
-        <w:rPr>
-          <w:rFonts w:eastAsia="Times New Roman" w:cstheme="minorHAnsi"/>
-          <w:szCs w:val="21"/>
-          <w:lang w:eastAsia="en-GB"/>
-        </w:rPr>
-        <w:t xml:space="preserve"> </w:t>
-      </w:r>
-      <w:r>
-        <w:rPr>
-          <w:rFonts w:eastAsia="Times New Roman" w:cstheme="minorHAnsi"/>
-          <w:szCs w:val="21"/>
-          <w:lang w:eastAsia="en-GB"/>
-        </w:rPr>
-        <w:t>Terraform, AWS CloudFormation (basic), Kubernetes Manifests, Helm Charts</w:t>
-      </w:r>
-    </w:p>
-    <w:p>
-      <w:pPr>
-        <w:spacing w:before="100" w:beforeAutospacing="1" w:after="100" w:afterAutospacing="1" w:line="360" w:lineRule="auto"/>
-        <w:contextualSpacing/>
-        <w:rPr>
-          <w:rFonts w:eastAsia="Times New Roman" w:cstheme="minorHAnsi"/>
-          <w:szCs w:val="21"/>
-          <w:lang w:eastAsia="en-GB"/>
-        </w:rPr>
-      </w:pPr>
-      <w:r>
-        <w:rPr>
-          <w:rFonts w:eastAsia="Times New Roman" w:cstheme="minorHAnsi"/>
-          <w:b/>
-          <w:bCs/>
-          <w:szCs w:val="21"/>
-          <w:lang w:eastAsia="en-GB"/>
-        </w:rPr>
-        <w:t>Containerization &amp; Orchestration:</w:t>
-      </w:r>
-      <w:r>
-        <w:rPr>
-          <w:rFonts w:eastAsia="Times New Roman" w:cstheme="minorHAnsi"/>
-          <w:szCs w:val="21"/>
-          <w:lang w:eastAsia="en-GB"/>
-        </w:rPr>
-        <w:t xml:space="preserve"> </w:t>
-      </w:r>
-      <w:r>
-        <w:rPr>
-          <w:rFonts w:eastAsia="Times New Roman" w:cstheme="minorHAnsi"/>
-          <w:szCs w:val="21"/>
-          <w:lang w:eastAsia="en-GB"/>
-        </w:rPr>
-        <w:t>Docker, Kubernetes, Docker Compose, Helm, Amazon EKS</w:t>
-      </w:r>
-    </w:p>
-    <w:p>
-      <w:pPr>
-        <w:spacing w:before="100" w:beforeAutospacing="1" w:after="100" w:afterAutospacing="1" w:line="360" w:lineRule="auto"/>
-        <w:contextualSpacing/>
-        <w:rPr>
-          <w:rFonts w:eastAsia="Times New Roman" w:cstheme="minorHAnsi"/>
-          <w:szCs w:val="21"/>
-          <w:lang w:eastAsia="en-GB"/>
-        </w:rPr>
-      </w:pPr>
-      <w:r>
-        <w:rPr>
-          <w:rFonts w:eastAsia="Times New Roman" w:cstheme="minorHAnsi"/>
-          <w:b/>
-          <w:bCs/>
-          <w:szCs w:val="21"/>
-          <w:lang w:eastAsia="en-GB"/>
-        </w:rPr>
-        <w:t>CI/CD &amp; Automation:</w:t>
-      </w:r>
-      <w:r>
-        <w:rPr>
-          <w:rFonts w:eastAsia="Times New Roman" w:cstheme="minorHAnsi"/>
-          <w:b/>
-          <w:bCs/>
-          <w:szCs w:val="21"/>
-          <w:lang w:eastAsia="en-GB"/>
-        </w:rPr>
-        <w:t xml:space="preserve"> </w:t>
-      </w:r>
-      <w:r>
-        <w:rPr>
-          <w:rFonts w:eastAsia="Times New Roman" w:cstheme="minorHAnsi"/>
-          <w:szCs w:val="21"/>
-          <w:lang w:eastAsia="en-GB"/>
-        </w:rPr>
-        <w:t xml:space="preserve">GitHub Actions, Jenkins, GitLab CI/CD, </w:t>
-      </w:r>
-      <w:proofErr w:type="spellStart"/>
-      <w:r>
-        <w:rPr>
-          <w:rFonts w:eastAsia="Times New Roman" w:cstheme="minorHAnsi"/>
-          <w:szCs w:val="21"/>
-          <w:lang w:eastAsia="en-GB"/>
-        </w:rPr>
-        <w:t>GitOps</w:t>
-      </w:r>
-      <w:proofErr w:type="spellEnd"/>
-      <w:r>
-        <w:rPr>
-          <w:rFonts w:eastAsia="Times New Roman" w:cstheme="minorHAnsi"/>
-          <w:szCs w:val="21"/>
-          <w:lang w:eastAsia="en-GB"/>
-        </w:rPr>
-        <w:t xml:space="preserve"> workflows, Shell scripting</w:t>
-      </w:r>
-    </w:p>
-    <w:p>
-      <w:pPr>
-        <w:spacing w:before="100" w:beforeAutospacing="1" w:after="100" w:afterAutospacing="1" w:line="360" w:lineRule="auto"/>
-        <w:contextualSpacing/>
-        <w:rPr>
-          <w:rFonts w:eastAsia="Times New Roman" w:cstheme="minorHAnsi"/>
-          <w:szCs w:val="21"/>
-          <w:lang w:eastAsia="en-GB"/>
-        </w:rPr>
-      </w:pPr>
-      <w:r>
-        <w:rPr>
-          <w:rFonts w:eastAsia="Times New Roman" w:cstheme="minorHAnsi"/>
-          <w:b/>
-          <w:bCs/>
-          <w:szCs w:val="21"/>
-          <w:lang w:eastAsia="en-GB"/>
-        </w:rPr>
-        <w:t>Programming &amp; Scripting:</w:t>
-      </w:r>
-      <w:r>
-        <w:rPr>
-          <w:rFonts w:eastAsia="Times New Roman" w:cstheme="minorHAnsi"/>
-          <w:b/>
-          <w:bCs/>
-          <w:szCs w:val="21"/>
-          <w:lang w:eastAsia="en-GB"/>
-        </w:rPr>
-        <w:t xml:space="preserve"> </w:t>
-      </w:r>
-      <w:r>
-        <w:rPr>
-          <w:rFonts w:eastAsia="Times New Roman" w:cstheme="minorHAnsi"/>
-          <w:szCs w:val="21"/>
-          <w:lang w:eastAsia="en-GB"/>
-        </w:rPr>
-        <w:t>Python, Kotlin, Java 17, Bash, JavaScript (basic)</w:t>
-      </w:r>
-    </w:p>
-    <w:p>
-      <w:pPr>
-        <w:spacing w:before="100" w:beforeAutospacing="1" w:after="100" w:afterAutospacing="1" w:line="360" w:lineRule="auto"/>
-        <w:contextualSpacing/>
-        <w:rPr>
-          <w:rFonts w:eastAsia="Times New Roman" w:cstheme="minorHAnsi"/>
-          <w:szCs w:val="21"/>
-          <w:lang w:eastAsia="en-GB"/>
-        </w:rPr>
-      </w:pPr>
-      <w:r>
-        <w:rPr>
-          <w:rFonts w:eastAsia="Times New Roman" w:cstheme="minorHAnsi"/>
-          <w:b/>
-          <w:bCs/>
-          <w:szCs w:val="21"/>
-          <w:lang w:eastAsia="en-GB"/>
-        </w:rPr>
-        <w:t>DevOps &amp; Monitoring Tooling:</w:t>
-      </w:r>
-      <w:r>
-        <w:rPr>
-          <w:rFonts w:eastAsia="Times New Roman" w:cstheme="minorHAnsi"/>
-          <w:b/>
-          <w:bCs/>
-          <w:szCs w:val="21"/>
-          <w:lang w:eastAsia="en-GB"/>
-        </w:rPr>
-        <w:t xml:space="preserve"> </w:t>
-      </w:r>
-      <w:r>
-        <w:rPr>
-          <w:rFonts w:eastAsia="Times New Roman" w:cstheme="minorHAnsi"/>
-          <w:szCs w:val="21"/>
-          <w:lang w:eastAsia="en-GB"/>
-        </w:rPr>
-        <w:t xml:space="preserve">Prometheus, Grafana, ELK Stack, CloudWatch, </w:t>
-      </w:r>
-      <w:proofErr w:type="spellStart"/>
-      <w:r>
-        <w:rPr>
-          <w:rFonts w:eastAsia="Times New Roman" w:cstheme="minorHAnsi"/>
-          <w:szCs w:val="21"/>
-          <w:lang w:eastAsia="en-GB"/>
-        </w:rPr>
-        <w:t>Fluentd</w:t>
-      </w:r>
-      <w:proofErr w:type="spellEnd"/>
-      <w:r>
-        <w:rPr>
-          <w:rFonts w:eastAsia="Times New Roman" w:cstheme="minorHAnsi"/>
-          <w:szCs w:val="21"/>
-          <w:lang w:eastAsia="en-GB"/>
-        </w:rPr>
-        <w:t>, Nginx, Kafka</w:t>
-      </w:r>
-    </w:p>
-    <w:p>
-      <w:pPr>
-        <w:spacing w:before="100" w:beforeAutospacing="1" w:after="100" w:afterAutospacing="1" w:line="360" w:lineRule="auto"/>
-        <w:contextualSpacing/>
-        <w:rPr>
-          <w:rFonts w:eastAsia="Times New Roman" w:cstheme="minorHAnsi"/>
-          <w:szCs w:val="21"/>
-          <w:lang w:eastAsia="en-GB"/>
-        </w:rPr>
-      </w:pPr>
-      <w:r>
-        <w:rPr>
-          <w:rFonts w:eastAsia="Times New Roman" w:cstheme="minorHAnsi"/>
-          <w:b/>
-          <w:bCs/>
-          <w:szCs w:val="21"/>
-          <w:lang w:eastAsia="en-GB"/>
-        </w:rPr>
-        <w:t>Source Control &amp; Dev Tools:</w:t>
-      </w:r>
-      <w:r>
-        <w:rPr>
-          <w:rFonts w:eastAsia="Times New Roman" w:cstheme="minorHAnsi"/>
-          <w:b/>
-          <w:bCs/>
-          <w:szCs w:val="21"/>
-          <w:lang w:eastAsia="en-GB"/>
-        </w:rPr>
-        <w:t xml:space="preserve"> </w:t>
-      </w:r>
-      <w:r>
-        <w:rPr>
-          <w:rFonts w:eastAsia="Times New Roman" w:cstheme="minorHAnsi"/>
-          <w:szCs w:val="21"/>
-          <w:lang w:eastAsia="en-GB"/>
-        </w:rPr>
-        <w:t>Git, GitHub, Bitbucket, GitLab, Linux CLI, VS Code, IntelliJ, Postman</w:t>
-      </w:r>
-    </w:p>
-    <w:p>
-      <w:pPr>
-        <w:spacing w:before="100" w:beforeAutospacing="1" w:after="100" w:afterAutospacing="1" w:line="360" w:lineRule="auto"/>
-        <w:contextualSpacing/>
-        <w:rPr>
-          <w:rFonts w:eastAsia="Times New Roman" w:cstheme="minorHAnsi"/>
-          <w:szCs w:val="21"/>
-          <w:lang w:eastAsia="en-GB"/>
-        </w:rPr>
-      </w:pPr>
-      <w:r>
-        <w:rPr>
-          <w:rFonts w:eastAsia="Times New Roman" w:cstheme="minorHAnsi"/>
-          <w:b/>
-          <w:bCs/>
-          <w:szCs w:val="21"/>
-          <w:lang w:eastAsia="en-GB"/>
-        </w:rPr>
-        <w:t>ML Ops &amp; Data Pipelines:</w:t>
-      </w:r>
-      <w:r>
-        <w:rPr>
-          <w:rFonts w:eastAsia="Times New Roman" w:cstheme="minorHAnsi"/>
-          <w:b/>
-          <w:bCs/>
-          <w:szCs w:val="21"/>
-          <w:lang w:eastAsia="en-GB"/>
-        </w:rPr>
-        <w:t xml:space="preserve"> </w:t>
-      </w:r>
-      <w:proofErr w:type="spellStart"/>
-      <w:r>
-        <w:rPr>
-          <w:rFonts w:eastAsia="Times New Roman" w:cstheme="minorHAnsi"/>
-          <w:szCs w:val="21"/>
-          <w:lang w:eastAsia="en-GB"/>
-        </w:rPr>
-        <w:t>MLflow</w:t>
-      </w:r>
-      <w:proofErr w:type="spellEnd"/>
-      <w:r>
-        <w:rPr>
-          <w:rFonts w:eastAsia="Times New Roman" w:cstheme="minorHAnsi"/>
-          <w:szCs w:val="21"/>
-          <w:lang w:eastAsia="en-GB"/>
-        </w:rPr>
-        <w:t xml:space="preserve">, </w:t>
-      </w:r>
-      <w:proofErr w:type="spellStart"/>
-      <w:r>
-        <w:rPr>
-          <w:rFonts w:eastAsia="Times New Roman" w:cstheme="minorHAnsi"/>
-          <w:szCs w:val="21"/>
-          <w:lang w:eastAsia="en-GB"/>
+        <w:t>) built to streamline and accelerate digital product development. LAZSA enables enterprises to manage the complete lifecycle of digital solutions—from definition and design to deployment—within a unified, cloud-native environment.</w:t>
+      </w:r>
+    </w:p>
+    <w:p>
+      <w:r>
+        <w:t>Key Contributions:</w:t>
+      </w:r>
+    </w:p>
+    <w:p>
+      <w:pPr>
+        <w:pStyle w:val="ListParagraph"/>
+      </w:pPr>
+      <w:r>
+        <w:t>Led the development of core platform modules using </w:t>
+      </w:r>
+      <w:r>
+        <w:rPr>
+          <w:b/>
+          <w:bCs/>
+        </w:rPr>
+        <w:t>Java 8</w:t>
+      </w:r>
+      <w:r>
+        <w:t>, </w:t>
+      </w:r>
+      <w:r>
+        <w:rPr>
+          <w:b/>
+          <w:bCs/>
+        </w:rPr>
+        <w:t>Spring Boot</w:t>
+      </w:r>
+      <w:r>
+        <w:t>, and </w:t>
+      </w:r>
+      <w:r>
+        <w:rPr>
+          <w:b/>
+          <w:bCs/>
+        </w:rPr>
+        <w:t>Kotlin</w:t>
+      </w:r>
+      <w:r>
+        <w:t>, ensuring modularity, scalability, and ease of extension.</w:t>
+      </w:r>
+    </w:p>
+    <w:p>
+      <w:pPr>
+        <w:pStyle w:val="ListParagraph"/>
+      </w:pPr>
+      <w:r>
+        <w:t>Architected and deployed microservices using </w:t>
+      </w:r>
+      <w:r>
+        <w:rPr>
+          <w:b/>
+          <w:bCs/>
+        </w:rPr>
+        <w:t>Docker</w:t>
+      </w:r>
+      <w:r>
+        <w:t> and </w:t>
+      </w:r>
+      <w:r>
+        <w:rPr>
+          <w:b/>
+          <w:bCs/>
+        </w:rPr>
+        <w:t>Kubernetes</w:t>
+      </w:r>
+      <w:r>
+        <w:t>, with CI/CD pipelines built in </w:t>
+      </w:r>
+      <w:r>
+        <w:rPr>
+          <w:b/>
+          <w:bCs/>
+        </w:rPr>
+        <w:t>Jenkins</w:t>
+      </w:r>
+      <w:r>
+        <w:t> for automated testing and delivery.</w:t>
+      </w:r>
+    </w:p>
+    <w:p>
+      <w:pPr>
+        <w:pStyle w:val="ListParagraph"/>
+      </w:pPr>
+      <w:r>
+        <w:t>Integrated </w:t>
+      </w:r>
+      <w:r>
+        <w:rPr>
+          <w:b/>
+          <w:bCs/>
+        </w:rPr>
+        <w:t>AWS services</w:t>
+      </w:r>
+      <w:r>
+        <w:t> including </w:t>
+      </w:r>
+      <w:r>
+        <w:rPr>
+          <w:b/>
+          <w:bCs/>
+        </w:rPr>
+        <w:t>S3</w:t>
+      </w:r>
+      <w:r>
+        <w:t>, </w:t>
+      </w:r>
+      <w:r>
+        <w:rPr>
+          <w:b/>
+          <w:bCs/>
+        </w:rPr>
+        <w:t>Lambda</w:t>
+      </w:r>
+      <w:r>
+        <w:t>, </w:t>
+      </w:r>
+      <w:r>
+        <w:rPr>
+          <w:b/>
+          <w:bCs/>
+        </w:rPr>
+        <w:t>RDS</w:t>
+      </w:r>
+      <w:r>
+        <w:t>, and </w:t>
+      </w:r>
+      <w:r>
+        <w:rPr>
+          <w:b/>
+          <w:bCs/>
         </w:rPr>
         <w:t>SageMaker</w:t>
       </w:r>
-      <w:proofErr w:type="spellEnd"/>
-      <w:r>
-        <w:rPr>
-          <w:rFonts w:eastAsia="Times New Roman" w:cstheme="minorHAnsi"/>
-          <w:szCs w:val="21"/>
-          <w:lang w:eastAsia="en-GB"/>
-        </w:rPr>
-        <w:t xml:space="preserve">, </w:t>
-      </w:r>
-      <w:proofErr w:type="spellStart"/>
-      <w:r>
-        <w:rPr>
-          <w:rFonts w:eastAsia="Times New Roman" w:cstheme="minorHAnsi"/>
-          <w:szCs w:val="21"/>
-          <w:lang w:eastAsia="en-GB"/>
-        </w:rPr>
-        <w:t>Kedro</w:t>
-      </w:r>
-      <w:proofErr w:type="spellEnd"/>
-      <w:r>
-        <w:rPr>
-          <w:rFonts w:eastAsia="Times New Roman" w:cstheme="minorHAnsi"/>
-          <w:szCs w:val="21"/>
-          <w:lang w:eastAsia="en-GB"/>
-        </w:rPr>
-        <w:t xml:space="preserve">, Pandas, </w:t>
-      </w:r>
-      <w:proofErr w:type="spellStart"/>
-      <w:r>
-        <w:rPr>
-          <w:rFonts w:eastAsia="Times New Roman" w:cstheme="minorHAnsi"/>
-          <w:szCs w:val="21"/>
-          <w:lang w:eastAsia="en-GB"/>
-        </w:rPr>
-        <w:t>JupyterLab</w:t>
-      </w:r>
-      <w:proofErr w:type="spellEnd"/>
-      <w:r>
-        <w:rPr>
-          <w:rFonts w:eastAsia="Times New Roman" w:cstheme="minorHAnsi"/>
-          <w:szCs w:val="21"/>
-          <w:lang w:eastAsia="en-GB"/>
-        </w:rPr>
-        <w:t>, Scikit-learn</w:t>
-      </w:r>
-    </w:p>
-    <w:p>
-      <w:pPr>
-        <w:spacing w:before="100" w:beforeAutospacing="1" w:after="100" w:afterAutospacing="1" w:line="360" w:lineRule="auto"/>
-        <w:contextualSpacing/>
-        <w:rPr>
-          <w:rFonts w:eastAsia="Times New Roman" w:cstheme="minorHAnsi"/>
-          <w:szCs w:val="21"/>
-          <w:lang w:eastAsia="en-GB"/>
-        </w:rPr>
-      </w:pPr>
-      <w:r>
-        <w:rPr>
-          <w:rFonts w:eastAsia="Times New Roman" w:cstheme="minorHAnsi"/>
-          <w:b/>
-          <w:bCs/>
-          <w:szCs w:val="21"/>
-          <w:lang w:eastAsia="en-GB"/>
-        </w:rPr>
-        <w:t>Testing &amp; Quality Automation:</w:t>
-      </w:r>
-      <w:r>
-        <w:rPr>
-          <w:rFonts w:eastAsia="Times New Roman" w:cstheme="minorHAnsi"/>
-          <w:b/>
-          <w:bCs/>
-          <w:szCs w:val="21"/>
-          <w:lang w:eastAsia="en-GB"/>
-        </w:rPr>
-        <w:t xml:space="preserve"> </w:t>
-      </w:r>
-      <w:r>
-        <w:rPr>
-          <w:rFonts w:eastAsia="Times New Roman" w:cstheme="minorHAnsi"/>
-          <w:szCs w:val="21"/>
-          <w:lang w:eastAsia="en-GB"/>
-        </w:rPr>
-        <w:t xml:space="preserve">JUnit, </w:t>
-      </w:r>
-      <w:proofErr w:type="spellStart"/>
-      <w:r>
-        <w:rPr>
-          <w:rFonts w:eastAsia="Times New Roman" w:cstheme="minorHAnsi"/>
-          <w:szCs w:val="21"/>
-          <w:lang w:eastAsia="en-GB"/>
-        </w:rPr>
-        <w:t>PyTest</w:t>
-      </w:r>
-      <w:proofErr w:type="spellEnd"/>
-      <w:r>
-        <w:rPr>
-          <w:rFonts w:eastAsia="Times New Roman" w:cstheme="minorHAnsi"/>
-          <w:szCs w:val="21"/>
-          <w:lang w:eastAsia="en-GB"/>
-        </w:rPr>
-        <w:t>, Cucumber, Postman, Selenium (basic), BDD frameworks</w:t>
-      </w:r>
-    </w:p>
-    <w:p>
-      <w:pPr>
-        <w:spacing w:before="100" w:beforeAutospacing="1" w:after="100" w:afterAutospacing="1" w:line="360" w:lineRule="auto"/>
-        <w:contextualSpacing/>
-        <w:rPr>
-          <w:rFonts w:eastAsia="Times New Roman" w:cstheme="minorHAnsi"/>
-          <w:szCs w:val="21"/>
-          <w:lang w:eastAsia="en-GB"/>
-        </w:rPr>
-      </w:pPr>
-      <w:r>
-        <w:rPr>
-          <w:rFonts w:eastAsia="Times New Roman" w:cstheme="minorHAnsi"/>
-          <w:b/>
-          <w:bCs/>
-          <w:szCs w:val="21"/>
-          <w:lang w:eastAsia="en-GB"/>
-        </w:rPr>
-        <w:t>Databases &amp; Storage:</w:t>
-      </w:r>
-      <w:r>
-        <w:rPr>
-          <w:rFonts w:eastAsia="Times New Roman" w:cstheme="minorHAnsi"/>
-          <w:b/>
-          <w:bCs/>
-          <w:szCs w:val="21"/>
-          <w:lang w:eastAsia="en-GB"/>
-        </w:rPr>
-        <w:t xml:space="preserve"> </w:t>
-      </w:r>
-      <w:r>
-        <w:rPr>
-          <w:rFonts w:eastAsia="Times New Roman" w:cstheme="minorHAnsi"/>
-          <w:szCs w:val="21"/>
-          <w:lang w:eastAsia="en-GB"/>
-        </w:rPr>
-        <w:t>PostgreSQL, MySQL, MongoDB, Redis, Snowflake (basic), S3</w:t>
-      </w:r>
-    </w:p>
-    <w:p>
-      <w:pPr>
-        <w:pStyle w:val="Heading2"/>
-      </w:pPr>
-      <w:r>
-        <w:t>Experience</w:t>
-      </w:r>
-    </w:p>
-    <w:p>
-      <w:pPr>
-        <w:pStyle w:val="Heading3"/>
-      </w:pPr>
-      <w:r>
-        <w:t xml:space="preserve">Lead Cloud Engineer, </w:t>
-      </w:r>
-      <w:proofErr w:type="spellStart"/>
-      <w:r>
-        <w:t>Technumen</w:t>
-      </w:r>
-      <w:proofErr w:type="spellEnd"/>
-      <w:r>
-        <w:t xml:space="preserve"> | 2024 - Present</w:t>
-      </w:r>
-    </w:p>
-    <w:p>
-      <w:pPr>
-        <w:pStyle w:val="ListParagraph"/>
-      </w:pPr>
-      <w:r>
-        <w:t>Built and deployed a scalable </w:t>
-      </w:r>
-      <w:r>
-        <w:rPr>
-          <w:b/>
-          <w:bCs/>
-        </w:rPr>
-        <w:t>Spring Boot SDK</w:t>
-      </w:r>
-      <w:r>
-        <w:t> for AI-driven insurance inference; integrated with </w:t>
-      </w:r>
-      <w:r>
-        <w:rPr>
-          <w:b/>
-          <w:bCs/>
-        </w:rPr>
-        <w:t>Sapient</w:t>
-      </w:r>
-      <w:r>
-        <w:t> and third-party clients.</w:t>
-      </w:r>
-    </w:p>
-    <w:p>
-      <w:pPr>
-        <w:pStyle w:val="ListParagraph"/>
-      </w:pPr>
-      <w:r>
-        <w:t>Automated </w:t>
-      </w:r>
-      <w:r>
-        <w:rPr>
-          <w:b/>
-          <w:bCs/>
-        </w:rPr>
-        <w:t>release notifications</w:t>
-      </w:r>
-      <w:r>
-        <w:t> to internal and external stakeholders via </w:t>
-      </w:r>
-      <w:r>
-        <w:rPr>
-          <w:b/>
-          <w:bCs/>
-        </w:rPr>
-        <w:t>Slack</w:t>
-      </w:r>
-      <w:r>
-        <w:t>, </w:t>
-      </w:r>
-      <w:r>
-        <w:rPr>
-          <w:b/>
-          <w:bCs/>
-        </w:rPr>
-        <w:t>email</w:t>
-      </w:r>
-      <w:r>
-        <w:t>, and </w:t>
-      </w:r>
-      <w:r>
-        <w:rPr>
-          <w:b/>
-          <w:bCs/>
-        </w:rPr>
-        <w:t>Microsoft Graph API</w:t>
-      </w:r>
-      <w:r>
-        <w:t>.</w:t>
-      </w:r>
-    </w:p>
-    <w:p>
-      <w:pPr>
-        <w:pStyle w:val="ListParagraph"/>
-      </w:pPr>
-      <w:r>
-        <w:t>Managed AWS infrastructure (</w:t>
-      </w:r>
-      <w:r>
-        <w:rPr>
-          <w:b/>
-          <w:bCs/>
-        </w:rPr>
-        <w:t>EKS, Lambda, S3, Step Functions</w:t>
-      </w:r>
-      <w:r>
-        <w:t>) using </w:t>
-      </w:r>
-      <w:r>
-        <w:rPr>
-          <w:b/>
-          <w:bCs/>
-        </w:rPr>
-        <w:t>Terraform</w:t>
-      </w:r>
-      <w:r>
-        <w:t>, </w:t>
-      </w:r>
-      <w:r>
-        <w:rPr>
-          <w:b/>
-          <w:bCs/>
-        </w:rPr>
-        <w:t>Docker</w:t>
-      </w:r>
-      <w:r>
-        <w:t>, and </w:t>
-      </w:r>
-      <w:r>
-        <w:rPr>
-          <w:b/>
-          <w:bCs/>
-        </w:rPr>
-        <w:t>Kubernetes</w:t>
-      </w:r>
-      <w:r>
-        <w:t>.</w:t>
-      </w:r>
-    </w:p>
-    <w:p>
-      <w:pPr>
-        <w:pStyle w:val="ListParagraph"/>
-      </w:pPr>
-      <w:r>
-        <w:t>Designed CI/CD pipelines with </w:t>
-      </w:r>
-      <w:r>
-        <w:rPr>
-          <w:b/>
-          <w:bCs/>
-        </w:rPr>
-        <w:t>GitHub Actions</w:t>
-      </w:r>
-      <w:r>
-        <w:t>, enabling secure, multi-stage deployments and code scanning.</w:t>
-      </w:r>
-    </w:p>
-    <w:p>
-      <w:pPr>
-        <w:pStyle w:val="ListParagraph"/>
-      </w:pPr>
-      <w:r>
-        <w:t>Integrated monitoring and alerting with </w:t>
-      </w:r>
-      <w:r>
-        <w:rPr>
-          <w:b/>
-          <w:bCs/>
-        </w:rPr>
-        <w:t>Datadog</w:t>
-      </w:r>
-      <w:r>
-        <w:t>, </w:t>
-      </w:r>
-      <w:r>
-        <w:rPr>
-          <w:b/>
-          <w:bCs/>
-        </w:rPr>
-        <w:t>Prometheus</w:t>
-      </w:r>
-      <w:r>
-        <w:t>, and </w:t>
-      </w:r>
-      <w:r>
-        <w:rPr>
-          <w:b/>
-          <w:bCs/>
-        </w:rPr>
-        <w:t>Grafana</w:t>
-      </w:r>
-      <w:r>
-        <w:t> for production reliability.</w:t>
-      </w:r>
-    </w:p>
-    <w:p>
-      <w:pPr>
-        <w:pStyle w:val="ListParagraph"/>
-      </w:pPr>
-      <w:r>
-        <w:t>Migrated codebases to </w:t>
-      </w:r>
-      <w:r>
-        <w:rPr>
-          <w:b/>
-          <w:bCs/>
-        </w:rPr>
-        <w:t>GitHub</w:t>
-      </w:r>
-      <w:r>
-        <w:t xml:space="preserve">, implemented </w:t>
-      </w:r>
-      <w:proofErr w:type="spellStart"/>
-      <w:r>
-        <w:t>GitOps</w:t>
-      </w:r>
-      <w:proofErr w:type="spellEnd"/>
-      <w:r>
-        <w:t xml:space="preserve"> practices, and mentored team on </w:t>
-      </w:r>
-      <w:r>
-        <w:rPr>
-          <w:b/>
-          <w:bCs/>
-        </w:rPr>
-        <w:t>Kotlin</w:t>
-      </w:r>
-      <w:r>
-        <w:t> and infra best practices.</w:t>
-      </w:r>
-    </w:p>
-    <w:p>
-      <w:pPr>
-        <w:pStyle w:val="Heading3"/>
-      </w:pPr>
-      <w:r>
-        <w:lastRenderedPageBreak/>
-        <w:t xml:space="preserve">Product Development Engineer, </w:t>
-      </w:r>
-      <w:proofErr w:type="spellStart"/>
-      <w:r>
-        <w:t>Calibo</w:t>
-      </w:r>
-      <w:proofErr w:type="spellEnd"/>
-      <w:r>
-        <w:t xml:space="preserve"> | 2020 - 2023</w:t>
-      </w:r>
-    </w:p>
-    <w:p>
-      <w:pPr>
-        <w:pStyle w:val="ListParagraph"/>
-      </w:pPr>
-      <w:r>
-        <w:t>Work closely with stakeholders to gather feedback, optimize application performance, and ensure smooth product delivery.</w:t>
-      </w:r>
-    </w:p>
-    <w:p>
-      <w:pPr>
-        <w:pStyle w:val="ListParagraph"/>
-      </w:pPr>
-      <w:r>
-        <w:t>Built and deployed containerized microservices using </w:t>
-      </w:r>
-      <w:r>
-        <w:rPr>
-          <w:b/>
-          <w:bCs/>
-        </w:rPr>
-        <w:t>Kotlin</w:t>
-      </w:r>
-      <w:r>
-        <w:t>, </w:t>
-      </w:r>
-      <w:r>
-        <w:rPr>
-          <w:b/>
-          <w:bCs/>
-        </w:rPr>
-        <w:t>Spring Boot</w:t>
-      </w:r>
-      <w:r>
-        <w:t>, </w:t>
-      </w:r>
-      <w:r>
-        <w:rPr>
-          <w:b/>
-          <w:bCs/>
-        </w:rPr>
-        <w:t>Docker</w:t>
-      </w:r>
-      <w:r>
-        <w:t>, and </w:t>
-      </w:r>
-      <w:r>
-        <w:rPr>
-          <w:b/>
-          <w:bCs/>
-        </w:rPr>
-        <w:t>Kubernetes (EKS)</w:t>
-      </w:r>
-      <w:r>
-        <w:t>.</w:t>
-      </w:r>
-    </w:p>
-    <w:p>
-      <w:pPr>
-        <w:pStyle w:val="ListParagraph"/>
-      </w:pPr>
-      <w:r>
-        <w:t>Created and maintained Helm charts for service deployment and environment-specific configurations.</w:t>
-      </w:r>
-    </w:p>
-    <w:p>
-      <w:pPr>
-        <w:pStyle w:val="ListParagraph"/>
-      </w:pPr>
-      <w:r>
-        <w:t>Managed cloud infrastructure using </w:t>
-      </w:r>
-      <w:r>
-        <w:rPr>
-          <w:b/>
-          <w:bCs/>
-        </w:rPr>
-        <w:t xml:space="preserve">AWS (EC2, RDS, S3, </w:t>
-      </w:r>
-      <w:proofErr w:type="spellStart"/>
-      <w:r>
-        <w:rPr>
-          <w:b/>
-          <w:bCs/>
-        </w:rPr>
-        <w:t>SageMaker</w:t>
-      </w:r>
-      <w:proofErr w:type="spellEnd"/>
-      <w:r>
-        <w:rPr>
-          <w:b/>
-          <w:bCs/>
-        </w:rPr>
-        <w:t>)</w:t>
-      </w:r>
-      <w:r>
-        <w:t> and </w:t>
-      </w:r>
-      <w:r>
-        <w:rPr>
-          <w:b/>
-          <w:bCs/>
-        </w:rPr>
-        <w:t>Terraform</w:t>
-      </w:r>
-      <w:r>
-        <w:t>, enabling repeatable, scalable provisioning.</w:t>
-      </w:r>
-    </w:p>
-    <w:p>
-      <w:pPr>
-        <w:pStyle w:val="ListParagraph"/>
-      </w:pPr>
-      <w:r>
-        <w:t>Developed and maintained </w:t>
-      </w:r>
-      <w:r>
-        <w:rPr>
-          <w:b/>
-          <w:bCs/>
-        </w:rPr>
-        <w:t>Jenkins pipelines</w:t>
-      </w:r>
-      <w:r>
-        <w:t> for CI/CD across multiple environments, integrating testing and code quality checks.</w:t>
-      </w:r>
-    </w:p>
-    <w:p>
-      <w:pPr>
-        <w:pStyle w:val="ListParagraph"/>
-      </w:pPr>
-      <w:r>
-        <w:t>Monitored system health and performance using </w:t>
-      </w:r>
-      <w:r>
-        <w:rPr>
-          <w:b/>
-          <w:bCs/>
-        </w:rPr>
-        <w:t>New Relic</w:t>
-      </w:r>
-      <w:r>
-        <w:t>, </w:t>
-      </w:r>
-      <w:r>
-        <w:rPr>
-          <w:b/>
-          <w:bCs/>
-        </w:rPr>
-        <w:t>CloudWatch</w:t>
-      </w:r>
-      <w:r>
-        <w:t>, and centralized logging with </w:t>
-      </w:r>
-      <w:r>
-        <w:rPr>
-          <w:b/>
-          <w:bCs/>
-        </w:rPr>
-        <w:t>ELK Stack</w:t>
-      </w:r>
-      <w:r>
-        <w:t>.</w:t>
-      </w:r>
-    </w:p>
-    <w:p>
-      <w:pPr>
-        <w:pStyle w:val="ListParagraph"/>
-      </w:pPr>
-      <w:r>
-        <w:t>Contributed to </w:t>
-      </w:r>
-      <w:r>
-        <w:rPr>
-          <w:b/>
-          <w:bCs/>
-        </w:rPr>
-        <w:t>ML Ops pipelines</w:t>
-      </w:r>
-      <w:r>
-        <w:t> using </w:t>
-      </w:r>
-      <w:proofErr w:type="spellStart"/>
-      <w:r>
-        <w:rPr>
-          <w:b/>
-          <w:bCs/>
-        </w:rPr>
-        <w:t>MLflow</w:t>
-      </w:r>
-      <w:proofErr w:type="spellEnd"/>
-      <w:r>
-        <w:t>, </w:t>
-      </w:r>
-      <w:proofErr w:type="spellStart"/>
-      <w:r>
-        <w:rPr>
-          <w:b/>
-          <w:bCs/>
-        </w:rPr>
-        <w:t>Kedro</w:t>
-      </w:r>
-      <w:proofErr w:type="spellEnd"/>
-      <w:r>
-        <w:t>, and </w:t>
-      </w:r>
-      <w:proofErr w:type="spellStart"/>
-      <w:r>
-        <w:rPr>
-          <w:b/>
-          <w:bCs/>
-        </w:rPr>
-        <w:t>SageMaker</w:t>
-      </w:r>
-      <w:proofErr w:type="spellEnd"/>
-      <w:r>
-        <w:t> for model deployment and monitoring.</w:t>
-      </w:r>
-    </w:p>
-    <w:p>
-      <w:pPr>
-        <w:pStyle w:val="ListParagraph"/>
-      </w:pPr>
-      <w:r>
-        <w:t>Collaborated with teams to implement DevOps best practices, automate deployments, and troubleshoot production issues efficiently.</w:t>
-      </w:r>
-    </w:p>
-    <w:p>
-      <w:pPr>
-        <w:pStyle w:val="Heading3"/>
-      </w:pPr>
-      <w:r>
-        <w:t>Senior Associate, Nagarro | 2019 - 2020</w:t>
-      </w:r>
-    </w:p>
-    <w:p>
-      <w:pPr>
-        <w:pStyle w:val="ListParagraph"/>
-      </w:pPr>
-      <w:r>
-        <w:t>Developed microservices using </w:t>
-      </w:r>
-      <w:r>
-        <w:rPr>
-          <w:b/>
-          <w:bCs/>
-        </w:rPr>
-        <w:t>Spring Boot</w:t>
-      </w:r>
-      <w:r>
-        <w:t>, </w:t>
-      </w:r>
-      <w:r>
-        <w:rPr>
-          <w:b/>
-          <w:bCs/>
-        </w:rPr>
-        <w:t>Kotlin</w:t>
-      </w:r>
-      <w:r>
-        <w:t>, and </w:t>
-      </w:r>
-      <w:r>
-        <w:rPr>
-          <w:b/>
-          <w:bCs/>
-        </w:rPr>
-        <w:t>RabbitMQ</w:t>
-      </w:r>
-      <w:r>
-        <w:t>, deployed on containerized infrastructure.</w:t>
-      </w:r>
-    </w:p>
-    <w:p>
-      <w:pPr>
-        <w:pStyle w:val="ListParagraph"/>
-      </w:pPr>
-      <w:r>
-        <w:t>Built and maintained </w:t>
-      </w:r>
-      <w:r>
-        <w:rPr>
-          <w:b/>
-          <w:bCs/>
-        </w:rPr>
-        <w:t>CI/CD pipelines</w:t>
-      </w:r>
-      <w:r>
-        <w:t> using </w:t>
-      </w:r>
-      <w:r>
-        <w:rPr>
-          <w:b/>
-          <w:bCs/>
-        </w:rPr>
-        <w:t>Jenkins</w:t>
-      </w:r>
-      <w:r>
-        <w:t> and </w:t>
-      </w:r>
-      <w:r>
-        <w:rPr>
-          <w:b/>
-          <w:bCs/>
-        </w:rPr>
-        <w:t>Docker</w:t>
-      </w:r>
-      <w:r>
-        <w:t>, streamlining testing and release workflows.</w:t>
-      </w:r>
-    </w:p>
-    <w:p>
-      <w:pPr>
-        <w:pStyle w:val="ListParagraph"/>
-      </w:pPr>
-      <w:r>
-        <w:t>Collaborated on infrastructure setup with </w:t>
-      </w:r>
-      <w:r>
-        <w:rPr>
-          <w:b/>
-          <w:bCs/>
-        </w:rPr>
-        <w:t>Kubernetes</w:t>
-      </w:r>
-      <w:r>
-        <w:t>, and implemented logging/monitoring with </w:t>
-      </w:r>
-      <w:r>
-        <w:rPr>
-          <w:b/>
-          <w:bCs/>
-        </w:rPr>
-        <w:t>ELK Stack</w:t>
-      </w:r>
-      <w:r>
-        <w:t> and </w:t>
-      </w:r>
-      <w:r>
-        <w:rPr>
-          <w:b/>
-          <w:bCs/>
-        </w:rPr>
-        <w:t>CloudWatch</w:t>
-      </w:r>
-      <w:r>
-        <w:t>.</w:t>
-      </w:r>
-    </w:p>
-    <w:p>
-      <w:pPr>
-        <w:pStyle w:val="ListParagraph"/>
-      </w:pPr>
-      <w:r>
-        <w:t>Contributed to DevOps transformation by automating deployments and improving code quality through static analysis and test coverage.</w:t>
-      </w:r>
-    </w:p>
-    <w:p>
-      <w:pPr>
-        <w:pStyle w:val="ListParagraph"/>
-      </w:pPr>
-      <w:r>
-        <w:t>Participated in agile ceremonies and cross-team collaboration to deliver scalable, secure features aligned with client needs.</w:t>
-      </w:r>
-    </w:p>
-    <w:p>
-      <w:pPr>
-        <w:pStyle w:val="Heading3"/>
-      </w:pPr>
-      <w:r>
-        <w:t xml:space="preserve">Senior Software Engineer, </w:t>
-      </w:r>
-      <w:proofErr w:type="spellStart"/>
-      <w:r>
-        <w:t>Enbraun</w:t>
-      </w:r>
-      <w:proofErr w:type="spellEnd"/>
-      <w:r>
-        <w:t xml:space="preserve"> | 2015 - 2019</w:t>
-      </w:r>
-    </w:p>
-    <w:p>
-      <w:pPr>
-        <w:pStyle w:val="ListParagraph"/>
-      </w:pPr>
-      <w:r>
-        <w:t>data not found</w:t>
-      </w:r>
-    </w:p>
-    <w:p>
-      <w:pPr>
-        <w:pStyle w:val="Heading3"/>
-      </w:pPr>
-      <w:r>
-        <w:t>Freelancer | Before 2015</w:t>
-      </w:r>
-    </w:p>
-    <w:p>
-      <w:pPr>
-        <w:pStyle w:val="ListParagraph"/>
-      </w:pPr>
-      <w:r>
-        <w:t>data not found</w:t>
-      </w:r>
-    </w:p>
-    <w:p>
-      <w:pPr>
-        <w:pStyle w:val="Heading2"/>
-      </w:pPr>
-      <w:r>
-        <w:t>Project Profile</w:t>
-      </w:r>
-    </w:p>
-    <w:p>
-      <w:pPr>
-        <w:pStyle w:val="Heading3"/>
-        <w:rPr>
-          <w:bCs/>
-        </w:rPr>
-      </w:pPr>
-      <w:proofErr w:type="spellStart"/>
-      <w:r>
-        <w:rPr>
-          <w:bCs/>
-        </w:rPr>
-        <w:t>OneRule</w:t>
-      </w:r>
-      <w:proofErr w:type="spellEnd"/>
-      <w:r>
-        <w:rPr>
-          <w:bCs/>
-        </w:rPr>
-        <w:t xml:space="preserve"> SDK – AI Inference Platform for Insurance Claims</w:t>
-      </w:r>
-    </w:p>
-    <w:p>
-      <w:r>
-        <w:t xml:space="preserve">Enterprise-grade SDK designed to simplify integration with </w:t>
-      </w:r>
-      <w:proofErr w:type="spellStart"/>
-      <w:r>
-        <w:t>Sapient’s</w:t>
-      </w:r>
-      <w:proofErr w:type="spellEnd"/>
-      <w:r>
-        <w:t xml:space="preserve"> AI inference engine for insurance claim processing. The SDK abstracted data preparation and infrastructure complexities, providing a lightweight, plug-and-play middleware solution for third-party systems.</w:t>
-      </w:r>
-    </w:p>
-    <w:p>
-      <w:r>
-        <w:t>Key Contributions:</w:t>
-      </w:r>
-    </w:p>
-    <w:p>
-      <w:pPr>
-        <w:pStyle w:val="ListParagraph"/>
-      </w:pPr>
-      <w:r>
-        <w:t>Designed and developed the core SDK using </w:t>
-      </w:r>
-      <w:r>
-        <w:rPr>
-          <w:b/>
-          <w:bCs/>
-        </w:rPr>
-        <w:t>Java 17</w:t>
-      </w:r>
-      <w:r>
-        <w:t>, </w:t>
-      </w:r>
-      <w:r>
-        <w:rPr>
-          <w:b/>
-          <w:bCs/>
-        </w:rPr>
-        <w:t>Spring Boot</w:t>
-      </w:r>
-      <w:r>
-        <w:t>, and </w:t>
-      </w:r>
-      <w:r>
-        <w:rPr>
-          <w:b/>
-          <w:bCs/>
-        </w:rPr>
-        <w:t>Kotlin</w:t>
-      </w:r>
-      <w:r>
-        <w:t>, enabling low-latency access to AI-driven inference APIs.</w:t>
-      </w:r>
-    </w:p>
-    <w:p>
-      <w:pPr>
-        <w:pStyle w:val="ListParagraph"/>
-      </w:pPr>
-      <w:r>
-        <w:t>Containerized services with </w:t>
-      </w:r>
-      <w:r>
-        <w:rPr>
-          <w:b/>
-          <w:bCs/>
-        </w:rPr>
-        <w:t>Docker</w:t>
-      </w:r>
-      <w:r>
-        <w:t> and deployed them on </w:t>
-      </w:r>
-      <w:r>
-        <w:rPr>
-          <w:b/>
-          <w:bCs/>
-        </w:rPr>
-        <w:t>AWS EKS</w:t>
-      </w:r>
-      <w:r>
-        <w:t>, with configuration management using </w:t>
-      </w:r>
-      <w:r>
-        <w:rPr>
-          <w:b/>
-          <w:bCs/>
-        </w:rPr>
-        <w:t>Helm</w:t>
-      </w:r>
-      <w:r>
-        <w:rPr>
-          <w:b/>
-          <w:bCs/>
-        </w:rPr>
-        <w:t xml:space="preserve"> </w:t>
-      </w:r>
-      <w:r>
-        <w:t>charts.</w:t>
-      </w:r>
-    </w:p>
-    <w:p>
-      <w:pPr>
-        <w:pStyle w:val="ListParagraph"/>
-      </w:pPr>
-      <w:r>
-        <w:t>Managed infrastructure using </w:t>
-      </w:r>
-      <w:r>
-        <w:rPr>
-          <w:b/>
-          <w:bCs/>
-        </w:rPr>
-        <w:t>Terraform</w:t>
-      </w:r>
-      <w:r>
-        <w:t>, provisioning AWS components like </w:t>
-      </w:r>
-      <w:r>
-        <w:rPr>
-          <w:b/>
-          <w:bCs/>
-        </w:rPr>
-        <w:t>Lambda</w:t>
-      </w:r>
-      <w:r>
-        <w:t>, </w:t>
-      </w:r>
-      <w:r>
-        <w:rPr>
-          <w:b/>
-          <w:bCs/>
-        </w:rPr>
-        <w:t>S3</w:t>
-      </w:r>
-      <w:r>
-        <w:t>, </w:t>
-      </w:r>
-      <w:r>
-        <w:rPr>
-          <w:b/>
-          <w:bCs/>
-        </w:rPr>
-        <w:t>Step Functions</w:t>
-      </w:r>
-      <w:r>
-        <w:t>, and </w:t>
-      </w:r>
-      <w:r>
-        <w:rPr>
-          <w:b/>
-          <w:bCs/>
-        </w:rPr>
-        <w:t>CloudWatch</w:t>
-      </w:r>
-      <w:r>
-        <w:t>.</w:t>
-      </w:r>
-    </w:p>
-    <w:p>
-      <w:pPr>
-        <w:pStyle w:val="ListParagraph"/>
-      </w:pPr>
-      <w:r>
-        <w:t>Implemented CI/CD pipelines using </w:t>
-      </w:r>
-      <w:r>
-        <w:rPr>
-          <w:b/>
-          <w:bCs/>
-        </w:rPr>
-        <w:t>GitHub Actions</w:t>
-      </w:r>
-      <w:r>
-        <w:t> for automated builds, deployments, and environment promotion.</w:t>
-      </w:r>
-    </w:p>
-    <w:p>
-      <w:pPr>
-        <w:pStyle w:val="ListParagraph"/>
-      </w:pPr>
-      <w:r>
-        <w:t>Developed and published reusable </w:t>
-      </w:r>
-      <w:r>
-        <w:rPr>
-          <w:b/>
-          <w:bCs/>
-        </w:rPr>
-        <w:t>CloudForge Starter Templates</w:t>
-      </w:r>
-      <w:r>
-        <w:t> (e.g., Spring Boot Starter, Kubernetes-ready Helm charts, EKS deployment blueprints) to accelerate client onboarding.</w:t>
-      </w:r>
-    </w:p>
-    <w:p>
-      <w:pPr>
-        <w:pStyle w:val="ListParagraph"/>
-      </w:pPr>
-      <w:r>
-        <w:t>Integrated </w:t>
-      </w:r>
-      <w:r>
-        <w:rPr>
-          <w:b/>
-          <w:bCs/>
-        </w:rPr>
-        <w:t>Slack bots</w:t>
-      </w:r>
-      <w:r>
-        <w:t> and </w:t>
-      </w:r>
-      <w:r>
-        <w:rPr>
-          <w:b/>
-          <w:bCs/>
-        </w:rPr>
-        <w:t>Microsoft Graph API</w:t>
-      </w:r>
-      <w:r>
-        <w:t> to automate release announcements and internal communications.</w:t>
-      </w:r>
-    </w:p>
-    <w:p>
-      <w:pPr>
-        <w:pStyle w:val="ListParagraph"/>
-      </w:pPr>
-      <w:r>
-        <w:t>Introduced observability enhancements using </w:t>
-      </w:r>
-      <w:r>
-        <w:rPr>
-          <w:b/>
-          <w:bCs/>
-        </w:rPr>
-        <w:t>Datadog</w:t>
-      </w:r>
-      <w:r>
-        <w:t> for real-time monitoring and alerting.</w:t>
-      </w:r>
-    </w:p>
-    <w:p>
-      <w:pPr>
-        <w:pStyle w:val="ListParagraph"/>
-      </w:pPr>
-      <w:r>
-        <w:lastRenderedPageBreak/>
-        <w:t xml:space="preserve">Migrated repositories from Bitbucket to GitHub with enforced </w:t>
-      </w:r>
-      <w:proofErr w:type="spellStart"/>
-      <w:r>
-        <w:t>GitOps</w:t>
-      </w:r>
-      <w:proofErr w:type="spellEnd"/>
-      <w:r>
-        <w:t xml:space="preserve"> workflows, code quality checks, and reviewer policies.</w:t>
-      </w:r>
-    </w:p>
-    <w:p>
-      <w:pPr>
-        <w:pStyle w:val="Heading3"/>
-      </w:pPr>
-      <w:r>
-        <w:t>LAZSA – Product Platform-as-a-Service</w:t>
-      </w:r>
-    </w:p>
-    <w:p>
-      <w:r>
-        <w:t>An industry-first Product Platform-as-a-Service (</w:t>
-      </w:r>
-      <w:proofErr w:type="spellStart"/>
-      <w:r>
-        <w:t>pPaaS</w:t>
-      </w:r>
-      <w:proofErr w:type="spellEnd"/>
-      <w:r>
-        <w:t>) built to streamline and accelerate digital product development. LAZSA enables enterprises to manage the complete lifecycle of digital solutions—from definition and design to deployment—within a unified, cloud-native environment.</w:t>
-      </w:r>
-    </w:p>
-    <w:p>
-      <w:r>
-        <w:t>Key Contributions:</w:t>
-      </w:r>
-    </w:p>
-    <w:p>
-      <w:pPr>
-        <w:pStyle w:val="ListParagraph"/>
-      </w:pPr>
-      <w:r>
-        <w:t>Led the development of core platform modules using </w:t>
-      </w:r>
-      <w:r>
-        <w:rPr>
-          <w:b/>
-          <w:bCs/>
-        </w:rPr>
-        <w:t>Java 8</w:t>
-      </w:r>
-      <w:r>
-        <w:t>, </w:t>
-      </w:r>
-      <w:r>
-        <w:rPr>
-          <w:b/>
-          <w:bCs/>
-        </w:rPr>
-        <w:t>Spring Boot</w:t>
-      </w:r>
-      <w:r>
-        <w:t>, and </w:t>
-      </w:r>
-      <w:r>
-        <w:rPr>
-          <w:b/>
-          <w:bCs/>
-        </w:rPr>
-        <w:t>Kotlin</w:t>
-      </w:r>
-      <w:r>
-        <w:t>, ensuring modularity, scalability, and ease of extension.</w:t>
-      </w:r>
-    </w:p>
-    <w:p>
-      <w:pPr>
-        <w:pStyle w:val="ListParagraph"/>
-      </w:pPr>
-      <w:r>
-        <w:t>Architected and deployed microservices using </w:t>
-      </w:r>
-      <w:r>
-        <w:rPr>
-          <w:b/>
-          <w:bCs/>
-        </w:rPr>
-        <w:t>Docker</w:t>
-      </w:r>
-      <w:r>
-        <w:t> and </w:t>
-      </w:r>
-      <w:r>
-        <w:rPr>
-          <w:b/>
-          <w:bCs/>
-        </w:rPr>
-        <w:t>Kubernetes</w:t>
-      </w:r>
-      <w:r>
-        <w:t>, with CI/CD pipelines built in </w:t>
-      </w:r>
-      <w:r>
-        <w:rPr>
-          <w:b/>
-          <w:bCs/>
-        </w:rPr>
-        <w:t>Jenkins</w:t>
-      </w:r>
-      <w:r>
-        <w:t> for automated testing and delivery.</w:t>
-      </w:r>
-    </w:p>
-    <w:p>
-      <w:pPr>
-        <w:pStyle w:val="ListParagraph"/>
-      </w:pPr>
-      <w:r>
-        <w:t>Integrated </w:t>
-      </w:r>
-      <w:r>
-        <w:rPr>
-          <w:b/>
-          <w:bCs/>
-        </w:rPr>
-        <w:t>AWS services</w:t>
-      </w:r>
-      <w:r>
-        <w:t> including </w:t>
-      </w:r>
-      <w:r>
-        <w:rPr>
-          <w:b/>
-          <w:bCs/>
-        </w:rPr>
-        <w:t>S3</w:t>
-      </w:r>
-      <w:r>
-        <w:t>, </w:t>
-      </w:r>
-      <w:r>
-        <w:rPr>
-          <w:b/>
-          <w:bCs/>
-        </w:rPr>
-        <w:t>Lambda</w:t>
-      </w:r>
-      <w:r>
-        <w:t>, </w:t>
-      </w:r>
-      <w:r>
-        <w:rPr>
-          <w:b/>
-          <w:bCs/>
-        </w:rPr>
-        <w:t>RDS</w:t>
-      </w:r>
-      <w:r>
-        <w:t>, and </w:t>
-      </w:r>
-      <w:proofErr w:type="spellStart"/>
-      <w:r>
-        <w:rPr>
-          <w:b/>
-          <w:bCs/>
-        </w:rPr>
-        <w:t>SageMaker</w:t>
-      </w:r>
-      <w:proofErr w:type="spellEnd"/>
       <w:r>
         <w:t> for storage, computation, and ML model hosting.</w:t>
       </w:r>
@@ -2329,7 +2165,7 @@
 </file>
 
 <file path=word/endnotes.xml><?xml version="1.0" encoding="utf-8"?>
-<w:endnotes xmlns:wpc="http://schemas.microsoft.com/office/word/2010/wordprocessingCanvas" xmlns:cx="http://schemas.microsoft.com/office/drawing/2014/chartex" xmlns:cx1="http://schemas.microsoft.com/office/drawing/2015/9/8/chartex" xmlns:cx2="http://schemas.microsoft.com/office/drawing/2015/10/21/chartex" xmlns:cx3="http://schemas.microsoft.com/office/drawing/2016/5/9/chartex" xmlns:cx4="http://schemas.microsoft.com/office/drawing/2016/5/10/chartex" xmlns:cx5="http://schemas.microsoft.com/office/drawing/2016/5/11/chartex" xmlns:cx6="http://schemas.microsoft.com/office/drawing/2016/5/12/chartex" xmlns:cx7="http://schemas.microsoft.com/office/drawing/2016/5/13/chartex" xmlns:cx8="http://schemas.microsoft.com/office/drawing/2016/5/14/chartex" xmlns:mc="http://schemas.openxmlformats.org/markup-compatibility/2006" xmlns:aink="http://schemas.microsoft.com/office/drawing/2016/ink" xmlns:am3d="http://schemas.microsoft.com/office/drawing/2017/model3d" xmlns:o="urn:schemas-microsoft-com:office:office" xmlns:oel="http://schemas.microsoft.com/office/2019/extlst" xmlns:r="http://schemas.openxmlformats.org/officeDocument/2006/relationships" xmlns:m="http://schemas.openxmlformats.org/officeDocument/2006/math" xmlns:v="urn:schemas-microsoft-com:vml" xmlns:wp14="http://schemas.microsoft.com/office/word/2010/wordprocessingDrawing" xmlns:wp="http://schemas.openxmlformats.org/drawingml/2006/wordprocessingDrawing" xmlns:w10="urn:schemas-microsoft-com:office:word" xmlns:w="http://schemas.openxmlformats.org/wordprocessingml/2006/main" xmlns:w14="http://schemas.microsoft.com/office/word/2010/wordml" xmlns:w15="http://schemas.microsoft.com/office/word/2012/wordml" xmlns:w16cex="http://schemas.microsoft.com/office/word/2018/wordml/cex" xmlns:w16cid="http://schemas.microsoft.com/office/word/2016/wordml/cid" xmlns:w16="http://schemas.microsoft.com/office/word/2018/wordml" xmlns:w16sdtdh="http://schemas.microsoft.com/office/word/2020/wordml/sdtdatahash" xmlns:w16se="http://schemas.microsoft.com/office/word/2015/wordml/symex" xmlns:wpg="http://schemas.microsoft.com/office/word/2010/wordprocessingGroup" xmlns:wpi="http://schemas.microsoft.com/office/word/2010/wordprocessingInk" xmlns:wne="http://schemas.microsoft.com/office/word/2006/wordml" xmlns:wps="http://schemas.microsoft.com/office/word/2010/wordprocessingShape" mc:Ignorable="w14 w15 w16se w16cid w16 w16cex w16sdtdh wp14">
+<w:endnotes xmlns:wpc="http://schemas.microsoft.com/office/word/2010/wordprocessingCanvas" xmlns:cx="http://schemas.microsoft.com/office/drawing/2014/chartex" xmlns:cx1="http://schemas.microsoft.com/office/drawing/2015/9/8/chartex" xmlns:cx2="http://schemas.microsoft.com/office/drawing/2015/10/21/chartex" xmlns:cx3="http://schemas.microsoft.com/office/drawing/2016/5/9/chartex" xmlns:cx4="http://schemas.microsoft.com/office/drawing/2016/5/10/chartex" xmlns:cx5="http://schemas.microsoft.com/office/drawing/2016/5/11/chartex" xmlns:cx6="http://schemas.microsoft.com/office/drawing/2016/5/12/chartex" xmlns:cx7="http://schemas.microsoft.com/office/drawing/2016/5/13/chartex" xmlns:cx8="http://schemas.microsoft.com/office/drawing/2016/5/14/chartex" xmlns:mc="http://schemas.openxmlformats.org/markup-compatibility/2006" xmlns:aink="http://schemas.microsoft.com/office/drawing/2016/ink" xmlns:am3d="http://schemas.microsoft.com/office/drawing/2017/model3d" xmlns:o="urn:schemas-microsoft-com:office:office" xmlns:oel="http://schemas.microsoft.com/office/2019/extlst" xmlns:r="http://schemas.openxmlformats.org/officeDocument/2006/relationships" xmlns:m="http://schemas.openxmlformats.org/officeDocument/2006/math" xmlns:v="urn:schemas-microsoft-com:vml" xmlns:wp14="http://schemas.microsoft.com/office/word/2010/wordprocessingDrawing" xmlns:wp="http://schemas.openxmlformats.org/drawingml/2006/wordprocessingDrawing" xmlns:w10="urn:schemas-microsoft-com:office:word" xmlns:w="http://schemas.openxmlformats.org/wordprocessingml/2006/main" xmlns:w14="http://schemas.microsoft.com/office/word/2010/wordml" xmlns:w15="http://schemas.microsoft.com/office/word/2012/wordml" xmlns:w16cex="http://schemas.microsoft.com/office/word/2018/wordml/cex" xmlns:w16cid="http://schemas.microsoft.com/office/word/2016/wordml/cid" xmlns:w16="http://schemas.microsoft.com/office/word/2018/wordml" xmlns:w16du="http://schemas.microsoft.com/office/word/2023/wordml/word16du" xmlns:w16sdtdh="http://schemas.microsoft.com/office/word/2020/wordml/sdtdatahash" xmlns:w16sdtfl="http://schemas.microsoft.com/office/word/2024/wordml/sdtformatlock" xmlns:w16se="http://schemas.microsoft.com/office/word/2015/wordml/symex" xmlns:wpg="http://schemas.microsoft.com/office/word/2010/wordprocessingGroup" xmlns:wpi="http://schemas.microsoft.com/office/word/2010/wordprocessingInk" xmlns:wne="http://schemas.microsoft.com/office/word/2006/wordml" xmlns:wps="http://schemas.microsoft.com/office/word/2010/wordprocessingShape" mc:Ignorable="w14 w15 w16se w16cid w16 w16cex w16sdtdh w16sdtfl w16du wp14">
   <w:endnote w:type="separator" w:id="-1">
     <w:p>
       <w:r>
@@ -2348,7 +2184,7 @@
 </file>
 
 <file path=word/footer1.xml><?xml version="1.0" encoding="utf-8"?>
-<w:ftr xmlns:wpc="http://schemas.microsoft.com/office/word/2010/wordprocessingCanvas" xmlns:cx="http://schemas.microsoft.com/office/drawing/2014/chartex" xmlns:cx1="http://schemas.microsoft.com/office/drawing/2015/9/8/chartex" xmlns:cx2="http://schemas.microsoft.com/office/drawing/2015/10/21/chartex" xmlns:cx3="http://schemas.microsoft.com/office/drawing/2016/5/9/chartex" xmlns:cx4="http://schemas.microsoft.com/office/drawing/2016/5/10/chartex" xmlns:cx5="http://schemas.microsoft.com/office/drawing/2016/5/11/chartex" xmlns:cx6="http://schemas.microsoft.com/office/drawing/2016/5/12/chartex" xmlns:cx7="http://schemas.microsoft.com/office/drawing/2016/5/13/chartex" xmlns:cx8="http://schemas.microsoft.com/office/drawing/2016/5/14/chartex" xmlns:mc="http://schemas.openxmlformats.org/markup-compatibility/2006" xmlns:aink="http://schemas.microsoft.com/office/drawing/2016/ink" xmlns:am3d="http://schemas.microsoft.com/office/drawing/2017/model3d" xmlns:o="urn:schemas-microsoft-com:office:office" xmlns:oel="http://schemas.microsoft.com/office/2019/extlst" xmlns:r="http://schemas.openxmlformats.org/officeDocument/2006/relationships" xmlns:m="http://schemas.openxmlformats.org/officeDocument/2006/math" xmlns:v="urn:schemas-microsoft-com:vml" xmlns:wp14="http://schemas.microsoft.com/office/word/2010/wordprocessingDrawing" xmlns:wp="http://schemas.openxmlformats.org/drawingml/2006/wordprocessingDrawing" xmlns:w10="urn:schemas-microsoft-com:office:word" xmlns:w="http://schemas.openxmlformats.org/wordprocessingml/2006/main" xmlns:w14="http://schemas.microsoft.com/office/word/2010/wordml" xmlns:w15="http://schemas.microsoft.com/office/word/2012/wordml" xmlns:w16cex="http://schemas.microsoft.com/office/word/2018/wordml/cex" xmlns:w16cid="http://schemas.microsoft.com/office/word/2016/wordml/cid" xmlns:w16="http://schemas.microsoft.com/office/word/2018/wordml" xmlns:w16sdtdh="http://schemas.microsoft.com/office/word/2020/wordml/sdtdatahash" xmlns:w16se="http://schemas.microsoft.com/office/word/2015/wordml/symex" xmlns:wpg="http://schemas.microsoft.com/office/word/2010/wordprocessingGroup" xmlns:wpi="http://schemas.microsoft.com/office/word/2010/wordprocessingInk" xmlns:wne="http://schemas.microsoft.com/office/word/2006/wordml" xmlns:wps="http://schemas.microsoft.com/office/word/2010/wordprocessingShape" mc:Ignorable="w14 w15 w16se w16cid w16 w16cex w16sdtdh wp14">
+<w:ftr xmlns:wpc="http://schemas.microsoft.com/office/word/2010/wordprocessingCanvas" xmlns:cx="http://schemas.microsoft.com/office/drawing/2014/chartex" xmlns:cx1="http://schemas.microsoft.com/office/drawing/2015/9/8/chartex" xmlns:cx2="http://schemas.microsoft.com/office/drawing/2015/10/21/chartex" xmlns:cx3="http://schemas.microsoft.com/office/drawing/2016/5/9/chartex" xmlns:cx4="http://schemas.microsoft.com/office/drawing/2016/5/10/chartex" xmlns:cx5="http://schemas.microsoft.com/office/drawing/2016/5/11/chartex" xmlns:cx6="http://schemas.microsoft.com/office/drawing/2016/5/12/chartex" xmlns:cx7="http://schemas.microsoft.com/office/drawing/2016/5/13/chartex" xmlns:cx8="http://schemas.microsoft.com/office/drawing/2016/5/14/chartex" xmlns:mc="http://schemas.openxmlformats.org/markup-compatibility/2006" xmlns:aink="http://schemas.microsoft.com/office/drawing/2016/ink" xmlns:am3d="http://schemas.microsoft.com/office/drawing/2017/model3d" xmlns:o="urn:schemas-microsoft-com:office:office" xmlns:oel="http://schemas.microsoft.com/office/2019/extlst" xmlns:r="http://schemas.openxmlformats.org/officeDocument/2006/relationships" xmlns:m="http://schemas.openxmlformats.org/officeDocument/2006/math" xmlns:v="urn:schemas-microsoft-com:vml" xmlns:wp14="http://schemas.microsoft.com/office/word/2010/wordprocessingDrawing" xmlns:wp="http://schemas.openxmlformats.org/drawingml/2006/wordprocessingDrawing" xmlns:w10="urn:schemas-microsoft-com:office:word" xmlns:w="http://schemas.openxmlformats.org/wordprocessingml/2006/main" xmlns:w14="http://schemas.microsoft.com/office/word/2010/wordml" xmlns:w15="http://schemas.microsoft.com/office/word/2012/wordml" xmlns:w16cex="http://schemas.microsoft.com/office/word/2018/wordml/cex" xmlns:w16cid="http://schemas.microsoft.com/office/word/2016/wordml/cid" xmlns:w16="http://schemas.microsoft.com/office/word/2018/wordml" xmlns:w16du="http://schemas.microsoft.com/office/word/2023/wordml/word16du" xmlns:w16sdtdh="http://schemas.microsoft.com/office/word/2020/wordml/sdtdatahash" xmlns:w16sdtfl="http://schemas.microsoft.com/office/word/2024/wordml/sdtformatlock" xmlns:w16se="http://schemas.microsoft.com/office/word/2015/wordml/symex" xmlns:wpg="http://schemas.microsoft.com/office/word/2010/wordprocessingGroup" xmlns:wpi="http://schemas.microsoft.com/office/word/2010/wordprocessingInk" xmlns:wne="http://schemas.microsoft.com/office/word/2006/wordml" xmlns:wps="http://schemas.microsoft.com/office/word/2010/wordprocessingShape" mc:Ignorable="w14 w15 w16se w16cid w16 w16cex w16sdtdh w16sdtfl w16du wp14">
   <w:p>
     <w:pPr>
       <w:pStyle w:val="Footer"/>
@@ -2358,7 +2194,7 @@
 </file>
 
 <file path=word/footer2.xml><?xml version="1.0" encoding="utf-8"?>
-<w:ftr xmlns:wpc="http://schemas.microsoft.com/office/word/2010/wordprocessingCanvas" xmlns:cx="http://schemas.microsoft.com/office/drawing/2014/chartex" xmlns:cx1="http://schemas.microsoft.com/office/drawing/2015/9/8/chartex" xmlns:cx2="http://schemas.microsoft.com/office/drawing/2015/10/21/chartex" xmlns:cx3="http://schemas.microsoft.com/office/drawing/2016/5/9/chartex" xmlns:cx4="http://schemas.microsoft.com/office/drawing/2016/5/10/chartex" xmlns:cx5="http://schemas.microsoft.com/office/drawing/2016/5/11/chartex" xmlns:cx6="http://schemas.microsoft.com/office/drawing/2016/5/12/chartex" xmlns:cx7="http://schemas.microsoft.com/office/drawing/2016/5/13/chartex" xmlns:cx8="http://schemas.microsoft.com/office/drawing/2016/5/14/chartex" xmlns:mc="http://schemas.openxmlformats.org/markup-compatibility/2006" xmlns:aink="http://schemas.microsoft.com/office/drawing/2016/ink" xmlns:am3d="http://schemas.microsoft.com/office/drawing/2017/model3d" xmlns:o="urn:schemas-microsoft-com:office:office" xmlns:oel="http://schemas.microsoft.com/office/2019/extlst" xmlns:r="http://schemas.openxmlformats.org/officeDocument/2006/relationships" xmlns:m="http://schemas.openxmlformats.org/officeDocument/2006/math" xmlns:v="urn:schemas-microsoft-com:vml" xmlns:wp14="http://schemas.microsoft.com/office/word/2010/wordprocessingDrawing" xmlns:wp="http://schemas.openxmlformats.org/drawingml/2006/wordprocessingDrawing" xmlns:w10="urn:schemas-microsoft-com:office:word" xmlns:w="http://schemas.openxmlformats.org/wordprocessingml/2006/main" xmlns:w14="http://schemas.microsoft.com/office/word/2010/wordml" xmlns:w15="http://schemas.microsoft.com/office/word/2012/wordml" xmlns:w16cex="http://schemas.microsoft.com/office/word/2018/wordml/cex" xmlns:w16cid="http://schemas.microsoft.com/office/word/2016/wordml/cid" xmlns:w16="http://schemas.microsoft.com/office/word/2018/wordml" xmlns:w16sdtdh="http://schemas.microsoft.com/office/word/2020/wordml/sdtdatahash" xmlns:w16se="http://schemas.microsoft.com/office/word/2015/wordml/symex" xmlns:wpg="http://schemas.microsoft.com/office/word/2010/wordprocessingGroup" xmlns:wpi="http://schemas.microsoft.com/office/word/2010/wordprocessingInk" xmlns:wne="http://schemas.microsoft.com/office/word/2006/wordml" xmlns:wps="http://schemas.microsoft.com/office/word/2010/wordprocessingShape" mc:Ignorable="w14 w15 w16se w16cid w16 w16cex w16sdtdh wp14">
+<w:ftr xmlns:wpc="http://schemas.microsoft.com/office/word/2010/wordprocessingCanvas" xmlns:cx="http://schemas.microsoft.com/office/drawing/2014/chartex" xmlns:cx1="http://schemas.microsoft.com/office/drawing/2015/9/8/chartex" xmlns:cx2="http://schemas.microsoft.com/office/drawing/2015/10/21/chartex" xmlns:cx3="http://schemas.microsoft.com/office/drawing/2016/5/9/chartex" xmlns:cx4="http://schemas.microsoft.com/office/drawing/2016/5/10/chartex" xmlns:cx5="http://schemas.microsoft.com/office/drawing/2016/5/11/chartex" xmlns:cx6="http://schemas.microsoft.com/office/drawing/2016/5/12/chartex" xmlns:cx7="http://schemas.microsoft.com/office/drawing/2016/5/13/chartex" xmlns:cx8="http://schemas.microsoft.com/office/drawing/2016/5/14/chartex" xmlns:mc="http://schemas.openxmlformats.org/markup-compatibility/2006" xmlns:aink="http://schemas.microsoft.com/office/drawing/2016/ink" xmlns:am3d="http://schemas.microsoft.com/office/drawing/2017/model3d" xmlns:o="urn:schemas-microsoft-com:office:office" xmlns:oel="http://schemas.microsoft.com/office/2019/extlst" xmlns:r="http://schemas.openxmlformats.org/officeDocument/2006/relationships" xmlns:m="http://schemas.openxmlformats.org/officeDocument/2006/math" xmlns:v="urn:schemas-microsoft-com:vml" xmlns:wp14="http://schemas.microsoft.com/office/word/2010/wordprocessingDrawing" xmlns:wp="http://schemas.openxmlformats.org/drawingml/2006/wordprocessingDrawing" xmlns:w10="urn:schemas-microsoft-com:office:word" xmlns:w="http://schemas.openxmlformats.org/wordprocessingml/2006/main" xmlns:w14="http://schemas.microsoft.com/office/word/2010/wordml" xmlns:w15="http://schemas.microsoft.com/office/word/2012/wordml" xmlns:w16cex="http://schemas.microsoft.com/office/word/2018/wordml/cex" xmlns:w16cid="http://schemas.microsoft.com/office/word/2016/wordml/cid" xmlns:w16="http://schemas.microsoft.com/office/word/2018/wordml" xmlns:w16du="http://schemas.microsoft.com/office/word/2023/wordml/word16du" xmlns:w16sdtdh="http://schemas.microsoft.com/office/word/2020/wordml/sdtdatahash" xmlns:w16sdtfl="http://schemas.microsoft.com/office/word/2024/wordml/sdtformatlock" xmlns:w16se="http://schemas.microsoft.com/office/word/2015/wordml/symex" xmlns:wpg="http://schemas.microsoft.com/office/word/2010/wordprocessingGroup" xmlns:wpi="http://schemas.microsoft.com/office/word/2010/wordprocessingInk" xmlns:wne="http://schemas.microsoft.com/office/word/2006/wordml" xmlns:wps="http://schemas.microsoft.com/office/word/2010/wordprocessingShape" mc:Ignorable="w14 w15 w16se w16cid w16 w16cex w16sdtdh w16sdtfl w16du wp14">
   <w:p>
     <w:pPr>
       <w:pStyle w:val="Footer"/>
@@ -2391,14 +2227,19 @@
     </w:r>
     <w:r>
       <w:tab/>
-      <w:t>Last Updated on data_current_date</w:t>
+      <w:t xml:space="preserve">Last Updated on </w:t>
     </w:r>
+    <w:proofErr w:type="spellStart"/>
+    <w:r>
+      <w:t>data_current_date</w:t>
+    </w:r>
+    <w:proofErr w:type="spellEnd"/>
   </w:p>
 </w:ftr>
 </file>
 
 <file path=word/footer3.xml><?xml version="1.0" encoding="utf-8"?>
-<w:ftr xmlns:wpc="http://schemas.microsoft.com/office/word/2010/wordprocessingCanvas" xmlns:cx="http://schemas.microsoft.com/office/drawing/2014/chartex" xmlns:cx1="http://schemas.microsoft.com/office/drawing/2015/9/8/chartex" xmlns:cx2="http://schemas.microsoft.com/office/drawing/2015/10/21/chartex" xmlns:cx3="http://schemas.microsoft.com/office/drawing/2016/5/9/chartex" xmlns:cx4="http://schemas.microsoft.com/office/drawing/2016/5/10/chartex" xmlns:cx5="http://schemas.microsoft.com/office/drawing/2016/5/11/chartex" xmlns:cx6="http://schemas.microsoft.com/office/drawing/2016/5/12/chartex" xmlns:cx7="http://schemas.microsoft.com/office/drawing/2016/5/13/chartex" xmlns:cx8="http://schemas.microsoft.com/office/drawing/2016/5/14/chartex" xmlns:mc="http://schemas.openxmlformats.org/markup-compatibility/2006" xmlns:aink="http://schemas.microsoft.com/office/drawing/2016/ink" xmlns:am3d="http://schemas.microsoft.com/office/drawing/2017/model3d" xmlns:o="urn:schemas-microsoft-com:office:office" xmlns:oel="http://schemas.microsoft.com/office/2019/extlst" xmlns:r="http://schemas.openxmlformats.org/officeDocument/2006/relationships" xmlns:m="http://schemas.openxmlformats.org/officeDocument/2006/math" xmlns:v="urn:schemas-microsoft-com:vml" xmlns:wp14="http://schemas.microsoft.com/office/word/2010/wordprocessingDrawing" xmlns:wp="http://schemas.openxmlformats.org/drawingml/2006/wordprocessingDrawing" xmlns:w10="urn:schemas-microsoft-com:office:word" xmlns:w="http://schemas.openxmlformats.org/wordprocessingml/2006/main" xmlns:w14="http://schemas.microsoft.com/office/word/2010/wordml" xmlns:w15="http://schemas.microsoft.com/office/word/2012/wordml" xmlns:w16cex="http://schemas.microsoft.com/office/word/2018/wordml/cex" xmlns:w16cid="http://schemas.microsoft.com/office/word/2016/wordml/cid" xmlns:w16="http://schemas.microsoft.com/office/word/2018/wordml" xmlns:w16sdtdh="http://schemas.microsoft.com/office/word/2020/wordml/sdtdatahash" xmlns:w16se="http://schemas.microsoft.com/office/word/2015/wordml/symex" xmlns:wpg="http://schemas.microsoft.com/office/word/2010/wordprocessingGroup" xmlns:wpi="http://schemas.microsoft.com/office/word/2010/wordprocessingInk" xmlns:wne="http://schemas.microsoft.com/office/word/2006/wordml" xmlns:wps="http://schemas.microsoft.com/office/word/2010/wordprocessingShape" mc:Ignorable="w14 w15 w16se w16cid w16 w16cex w16sdtdh wp14">
+<w:ftr xmlns:wpc="http://schemas.microsoft.com/office/word/2010/wordprocessingCanvas" xmlns:cx="http://schemas.microsoft.com/office/drawing/2014/chartex" xmlns:cx1="http://schemas.microsoft.com/office/drawing/2015/9/8/chartex" xmlns:cx2="http://schemas.microsoft.com/office/drawing/2015/10/21/chartex" xmlns:cx3="http://schemas.microsoft.com/office/drawing/2016/5/9/chartex" xmlns:cx4="http://schemas.microsoft.com/office/drawing/2016/5/10/chartex" xmlns:cx5="http://schemas.microsoft.com/office/drawing/2016/5/11/chartex" xmlns:cx6="http://schemas.microsoft.com/office/drawing/2016/5/12/chartex" xmlns:cx7="http://schemas.microsoft.com/office/drawing/2016/5/13/chartex" xmlns:cx8="http://schemas.microsoft.com/office/drawing/2016/5/14/chartex" xmlns:mc="http://schemas.openxmlformats.org/markup-compatibility/2006" xmlns:aink="http://schemas.microsoft.com/office/drawing/2016/ink" xmlns:am3d="http://schemas.microsoft.com/office/drawing/2017/model3d" xmlns:o="urn:schemas-microsoft-com:office:office" xmlns:oel="http://schemas.microsoft.com/office/2019/extlst" xmlns:r="http://schemas.openxmlformats.org/officeDocument/2006/relationships" xmlns:m="http://schemas.openxmlformats.org/officeDocument/2006/math" xmlns:v="urn:schemas-microsoft-com:vml" xmlns:wp14="http://schemas.microsoft.com/office/word/2010/wordprocessingDrawing" xmlns:wp="http://schemas.openxmlformats.org/drawingml/2006/wordprocessingDrawing" xmlns:w10="urn:schemas-microsoft-com:office:word" xmlns:w="http://schemas.openxmlformats.org/wordprocessingml/2006/main" xmlns:w14="http://schemas.microsoft.com/office/word/2010/wordml" xmlns:w15="http://schemas.microsoft.com/office/word/2012/wordml" xmlns:w16cex="http://schemas.microsoft.com/office/word/2018/wordml/cex" xmlns:w16cid="http://schemas.microsoft.com/office/word/2016/wordml/cid" xmlns:w16="http://schemas.microsoft.com/office/word/2018/wordml" xmlns:w16du="http://schemas.microsoft.com/office/word/2023/wordml/word16du" xmlns:w16sdtdh="http://schemas.microsoft.com/office/word/2020/wordml/sdtdatahash" xmlns:w16sdtfl="http://schemas.microsoft.com/office/word/2024/wordml/sdtformatlock" xmlns:w16se="http://schemas.microsoft.com/office/word/2015/wordml/symex" xmlns:wpg="http://schemas.microsoft.com/office/word/2010/wordprocessingGroup" xmlns:wpi="http://schemas.microsoft.com/office/word/2010/wordprocessingInk" xmlns:wne="http://schemas.microsoft.com/office/word/2006/wordml" xmlns:wps="http://schemas.microsoft.com/office/word/2010/wordprocessingShape" mc:Ignorable="w14 w15 w16se w16cid w16 w16cex w16sdtdh w16sdtfl w16du wp14">
   <w:p>
     <w:pPr>
       <w:pStyle w:val="Footer"/>
@@ -2408,7 +2249,7 @@
 </file>
 
 <file path=word/footnotes.xml><?xml version="1.0" encoding="utf-8"?>
-<w:footnotes xmlns:wpc="http://schemas.microsoft.com/office/word/2010/wordprocessingCanvas" xmlns:cx="http://schemas.microsoft.com/office/drawing/2014/chartex" xmlns:cx1="http://schemas.microsoft.com/office/drawing/2015/9/8/chartex" xmlns:cx2="http://schemas.microsoft.com/office/drawing/2015/10/21/chartex" xmlns:cx3="http://schemas.microsoft.com/office/drawing/2016/5/9/chartex" xmlns:cx4="http://schemas.microsoft.com/office/drawing/2016/5/10/chartex" xmlns:cx5="http://schemas.microsoft.com/office/drawing/2016/5/11/chartex" xmlns:cx6="http://schemas.microsoft.com/office/drawing/2016/5/12/chartex" xmlns:cx7="http://schemas.microsoft.com/office/drawing/2016/5/13/chartex" xmlns:cx8="http://schemas.microsoft.com/office/drawing/2016/5/14/chartex" xmlns:mc="http://schemas.openxmlformats.org/markup-compatibility/2006" xmlns:aink="http://schemas.microsoft.com/office/drawing/2016/ink" xmlns:am3d="http://schemas.microsoft.com/office/drawing/2017/model3d" xmlns:o="urn:schemas-microsoft-com:office:office" xmlns:oel="http://schemas.microsoft.com/office/2019/extlst" xmlns:r="http://schemas.openxmlformats.org/officeDocument/2006/relationships" xmlns:m="http://schemas.openxmlformats.org/officeDocument/2006/math" xmlns:v="urn:schemas-microsoft-com:vml" xmlns:wp14="http://schemas.microsoft.com/office/word/2010/wordprocessingDrawing" xmlns:wp="http://schemas.openxmlformats.org/drawingml/2006/wordprocessingDrawing" xmlns:w10="urn:schemas-microsoft-com:office:word" xmlns:w="http://schemas.openxmlformats.org/wordprocessingml/2006/main" xmlns:w14="http://schemas.microsoft.com/office/word/2010/wordml" xmlns:w15="http://schemas.microsoft.com/office/word/2012/wordml" xmlns:w16cex="http://schemas.microsoft.com/office/word/2018/wordml/cex" xmlns:w16cid="http://schemas.microsoft.com/office/word/2016/wordml/cid" xmlns:w16="http://schemas.microsoft.com/office/word/2018/wordml" xmlns:w16sdtdh="http://schemas.microsoft.com/office/word/2020/wordml/sdtdatahash" xmlns:w16se="http://schemas.microsoft.com/office/word/2015/wordml/symex" xmlns:wpg="http://schemas.microsoft.com/office/word/2010/wordprocessingGroup" xmlns:wpi="http://schemas.microsoft.com/office/word/2010/wordprocessingInk" xmlns:wne="http://schemas.microsoft.com/office/word/2006/wordml" xmlns:wps="http://schemas.microsoft.com/office/word/2010/wordprocessingShape" mc:Ignorable="w14 w15 w16se w16cid w16 w16cex w16sdtdh wp14">
+<w:footnotes xmlns:wpc="http://schemas.microsoft.com/office/word/2010/wordprocessingCanvas" xmlns:cx="http://schemas.microsoft.com/office/drawing/2014/chartex" xmlns:cx1="http://schemas.microsoft.com/office/drawing/2015/9/8/chartex" xmlns:cx2="http://schemas.microsoft.com/office/drawing/2015/10/21/chartex" xmlns:cx3="http://schemas.microsoft.com/office/drawing/2016/5/9/chartex" xmlns:cx4="http://schemas.microsoft.com/office/drawing/2016/5/10/chartex" xmlns:cx5="http://schemas.microsoft.com/office/drawing/2016/5/11/chartex" xmlns:cx6="http://schemas.microsoft.com/office/drawing/2016/5/12/chartex" xmlns:cx7="http://schemas.microsoft.com/office/drawing/2016/5/13/chartex" xmlns:cx8="http://schemas.microsoft.com/office/drawing/2016/5/14/chartex" xmlns:mc="http://schemas.openxmlformats.org/markup-compatibility/2006" xmlns:aink="http://schemas.microsoft.com/office/drawing/2016/ink" xmlns:am3d="http://schemas.microsoft.com/office/drawing/2017/model3d" xmlns:o="urn:schemas-microsoft-com:office:office" xmlns:oel="http://schemas.microsoft.com/office/2019/extlst" xmlns:r="http://schemas.openxmlformats.org/officeDocument/2006/relationships" xmlns:m="http://schemas.openxmlformats.org/officeDocument/2006/math" xmlns:v="urn:schemas-microsoft-com:vml" xmlns:wp14="http://schemas.microsoft.com/office/word/2010/wordprocessingDrawing" xmlns:wp="http://schemas.openxmlformats.org/drawingml/2006/wordprocessingDrawing" xmlns:w10="urn:schemas-microsoft-com:office:word" xmlns:w="http://schemas.openxmlformats.org/wordprocessingml/2006/main" xmlns:w14="http://schemas.microsoft.com/office/word/2010/wordml" xmlns:w15="http://schemas.microsoft.com/office/word/2012/wordml" xmlns:w16cex="http://schemas.microsoft.com/office/word/2018/wordml/cex" xmlns:w16cid="http://schemas.microsoft.com/office/word/2016/wordml/cid" xmlns:w16="http://schemas.microsoft.com/office/word/2018/wordml" xmlns:w16du="http://schemas.microsoft.com/office/word/2023/wordml/word16du" xmlns:w16sdtdh="http://schemas.microsoft.com/office/word/2020/wordml/sdtdatahash" xmlns:w16sdtfl="http://schemas.microsoft.com/office/word/2024/wordml/sdtformatlock" xmlns:w16se="http://schemas.microsoft.com/office/word/2015/wordml/symex" xmlns:wpg="http://schemas.microsoft.com/office/word/2010/wordprocessingGroup" xmlns:wpi="http://schemas.microsoft.com/office/word/2010/wordprocessingInk" xmlns:wne="http://schemas.microsoft.com/office/word/2006/wordml" xmlns:wps="http://schemas.microsoft.com/office/word/2010/wordprocessingShape" mc:Ignorable="w14 w15 w16se w16cid w16 w16cex w16sdtdh w16sdtfl w16du wp14">
   <w:footnote w:type="separator" w:id="-1">
     <w:p>
       <w:r>
@@ -2427,7 +2268,7 @@
 </file>
 
 <file path=word/header1.xml><?xml version="1.0" encoding="utf-8"?>
-<w:hdr xmlns:wpc="http://schemas.microsoft.com/office/word/2010/wordprocessingCanvas" xmlns:cx="http://schemas.microsoft.com/office/drawing/2014/chartex" xmlns:cx1="http://schemas.microsoft.com/office/drawing/2015/9/8/chartex" xmlns:cx2="http://schemas.microsoft.com/office/drawing/2015/10/21/chartex" xmlns:cx3="http://schemas.microsoft.com/office/drawing/2016/5/9/chartex" xmlns:cx4="http://schemas.microsoft.com/office/drawing/2016/5/10/chartex" xmlns:cx5="http://schemas.microsoft.com/office/drawing/2016/5/11/chartex" xmlns:cx6="http://schemas.microsoft.com/office/drawing/2016/5/12/chartex" xmlns:cx7="http://schemas.microsoft.com/office/drawing/2016/5/13/chartex" xmlns:cx8="http://schemas.microsoft.com/office/drawing/2016/5/14/chartex" xmlns:mc="http://schemas.openxmlformats.org/markup-compatibility/2006" xmlns:aink="http://schemas.microsoft.com/office/drawing/2016/ink" xmlns:am3d="http://schemas.microsoft.com/office/drawing/2017/model3d" xmlns:o="urn:schemas-microsoft-com:office:office" xmlns:oel="http://schemas.microsoft.com/office/2019/extlst" xmlns:r="http://schemas.openxmlformats.org/officeDocument/2006/relationships" xmlns:m="http://schemas.openxmlformats.org/officeDocument/2006/math" xmlns:v="urn:schemas-microsoft-com:vml" xmlns:wp14="http://schemas.microsoft.com/office/word/2010/wordprocessingDrawing" xmlns:wp="http://schemas.openxmlformats.org/drawingml/2006/wordprocessingDrawing" xmlns:w10="urn:schemas-microsoft-com:office:word" xmlns:w="http://schemas.openxmlformats.org/wordprocessingml/2006/main" xmlns:w14="http://schemas.microsoft.com/office/word/2010/wordml" xmlns:w15="http://schemas.microsoft.com/office/word/2012/wordml" xmlns:w16cex="http://schemas.microsoft.com/office/word/2018/wordml/cex" xmlns:w16cid="http://schemas.microsoft.com/office/word/2016/wordml/cid" xmlns:w16="http://schemas.microsoft.com/office/word/2018/wordml" xmlns:w16sdtdh="http://schemas.microsoft.com/office/word/2020/wordml/sdtdatahash" xmlns:w16se="http://schemas.microsoft.com/office/word/2015/wordml/symex" xmlns:wpg="http://schemas.microsoft.com/office/word/2010/wordprocessingGroup" xmlns:wpi="http://schemas.microsoft.com/office/word/2010/wordprocessingInk" xmlns:wne="http://schemas.microsoft.com/office/word/2006/wordml" xmlns:wps="http://schemas.microsoft.com/office/word/2010/wordprocessingShape" mc:Ignorable="w14 w15 w16se w16cid w16 w16cex w16sdtdh wp14">
+<w:hdr xmlns:wpc="http://schemas.microsoft.com/office/word/2010/wordprocessingCanvas" xmlns:cx="http://schemas.microsoft.com/office/drawing/2014/chartex" xmlns:cx1="http://schemas.microsoft.com/office/drawing/2015/9/8/chartex" xmlns:cx2="http://schemas.microsoft.com/office/drawing/2015/10/21/chartex" xmlns:cx3="http://schemas.microsoft.com/office/drawing/2016/5/9/chartex" xmlns:cx4="http://schemas.microsoft.com/office/drawing/2016/5/10/chartex" xmlns:cx5="http://schemas.microsoft.com/office/drawing/2016/5/11/chartex" xmlns:cx6="http://schemas.microsoft.com/office/drawing/2016/5/12/chartex" xmlns:cx7="http://schemas.microsoft.com/office/drawing/2016/5/13/chartex" xmlns:cx8="http://schemas.microsoft.com/office/drawing/2016/5/14/chartex" xmlns:mc="http://schemas.openxmlformats.org/markup-compatibility/2006" xmlns:aink="http://schemas.microsoft.com/office/drawing/2016/ink" xmlns:am3d="http://schemas.microsoft.com/office/drawing/2017/model3d" xmlns:o="urn:schemas-microsoft-com:office:office" xmlns:oel="http://schemas.microsoft.com/office/2019/extlst" xmlns:r="http://schemas.openxmlformats.org/officeDocument/2006/relationships" xmlns:m="http://schemas.openxmlformats.org/officeDocument/2006/math" xmlns:v="urn:schemas-microsoft-com:vml" xmlns:wp14="http://schemas.microsoft.com/office/word/2010/wordprocessingDrawing" xmlns:wp="http://schemas.openxmlformats.org/drawingml/2006/wordprocessingDrawing" xmlns:w10="urn:schemas-microsoft-com:office:word" xmlns:w="http://schemas.openxmlformats.org/wordprocessingml/2006/main" xmlns:w14="http://schemas.microsoft.com/office/word/2010/wordml" xmlns:w15="http://schemas.microsoft.com/office/word/2012/wordml" xmlns:w16cex="http://schemas.microsoft.com/office/word/2018/wordml/cex" xmlns:w16cid="http://schemas.microsoft.com/office/word/2016/wordml/cid" xmlns:w16="http://schemas.microsoft.com/office/word/2018/wordml" xmlns:w16du="http://schemas.microsoft.com/office/word/2023/wordml/word16du" xmlns:w16sdtdh="http://schemas.microsoft.com/office/word/2020/wordml/sdtdatahash" xmlns:w16sdtfl="http://schemas.microsoft.com/office/word/2024/wordml/sdtformatlock" xmlns:w16se="http://schemas.microsoft.com/office/word/2015/wordml/symex" xmlns:wpg="http://schemas.microsoft.com/office/word/2010/wordprocessingGroup" xmlns:wpi="http://schemas.microsoft.com/office/word/2010/wordprocessingInk" xmlns:wne="http://schemas.microsoft.com/office/word/2006/wordml" xmlns:wps="http://schemas.microsoft.com/office/word/2010/wordprocessingShape" mc:Ignorable="w14 w15 w16se w16cid w16 w16cex w16sdtdh w16sdtfl w16du wp14">
   <w:p>
     <w:pPr>
       <w:pStyle w:val="Header"/>
@@ -2437,7 +2278,7 @@
 </file>
 
 <file path=word/header2.xml><?xml version="1.0" encoding="utf-8"?>
-<w:hdr xmlns:wpc="http://schemas.microsoft.com/office/word/2010/wordprocessingCanvas" xmlns:cx="http://schemas.microsoft.com/office/drawing/2014/chartex" xmlns:cx1="http://schemas.microsoft.com/office/drawing/2015/9/8/chartex" xmlns:cx2="http://schemas.microsoft.com/office/drawing/2015/10/21/chartex" xmlns:cx3="http://schemas.microsoft.com/office/drawing/2016/5/9/chartex" xmlns:cx4="http://schemas.microsoft.com/office/drawing/2016/5/10/chartex" xmlns:cx5="http://schemas.microsoft.com/office/drawing/2016/5/11/chartex" xmlns:cx6="http://schemas.microsoft.com/office/drawing/2016/5/12/chartex" xmlns:cx7="http://schemas.microsoft.com/office/drawing/2016/5/13/chartex" xmlns:cx8="http://schemas.microsoft.com/office/drawing/2016/5/14/chartex" xmlns:mc="http://schemas.openxmlformats.org/markup-compatibility/2006" xmlns:aink="http://schemas.microsoft.com/office/drawing/2016/ink" xmlns:am3d="http://schemas.microsoft.com/office/drawing/2017/model3d" xmlns:o="urn:schemas-microsoft-com:office:office" xmlns:oel="http://schemas.microsoft.com/office/2019/extlst" xmlns:r="http://schemas.openxmlformats.org/officeDocument/2006/relationships" xmlns:m="http://schemas.openxmlformats.org/officeDocument/2006/math" xmlns:v="urn:schemas-microsoft-com:vml" xmlns:wp14="http://schemas.microsoft.com/office/word/2010/wordprocessingDrawing" xmlns:wp="http://schemas.openxmlformats.org/drawingml/2006/wordprocessingDrawing" xmlns:w10="urn:schemas-microsoft-com:office:word" xmlns:w="http://schemas.openxmlformats.org/wordprocessingml/2006/main" xmlns:w14="http://schemas.microsoft.com/office/word/2010/wordml" xmlns:w15="http://schemas.microsoft.com/office/word/2012/wordml" xmlns:w16cex="http://schemas.microsoft.com/office/word/2018/wordml/cex" xmlns:w16cid="http://schemas.microsoft.com/office/word/2016/wordml/cid" xmlns:w16="http://schemas.microsoft.com/office/word/2018/wordml" xmlns:w16sdtdh="http://schemas.microsoft.com/office/word/2020/wordml/sdtdatahash" xmlns:w16se="http://schemas.microsoft.com/office/word/2015/wordml/symex" xmlns:wpg="http://schemas.microsoft.com/office/word/2010/wordprocessingGroup" xmlns:wpi="http://schemas.microsoft.com/office/word/2010/wordprocessingInk" xmlns:wne="http://schemas.microsoft.com/office/word/2006/wordml" xmlns:wps="http://schemas.microsoft.com/office/word/2010/wordprocessingShape" mc:Ignorable="w14 w15 w16se w16cid w16 w16cex w16sdtdh wp14">
+<w:hdr xmlns:wpc="http://schemas.microsoft.com/office/word/2010/wordprocessingCanvas" xmlns:cx="http://schemas.microsoft.com/office/drawing/2014/chartex" xmlns:cx1="http://schemas.microsoft.com/office/drawing/2015/9/8/chartex" xmlns:cx2="http://schemas.microsoft.com/office/drawing/2015/10/21/chartex" xmlns:cx3="http://schemas.microsoft.com/office/drawing/2016/5/9/chartex" xmlns:cx4="http://schemas.microsoft.com/office/drawing/2016/5/10/chartex" xmlns:cx5="http://schemas.microsoft.com/office/drawing/2016/5/11/chartex" xmlns:cx6="http://schemas.microsoft.com/office/drawing/2016/5/12/chartex" xmlns:cx7="http://schemas.microsoft.com/office/drawing/2016/5/13/chartex" xmlns:cx8="http://schemas.microsoft.com/office/drawing/2016/5/14/chartex" xmlns:mc="http://schemas.openxmlformats.org/markup-compatibility/2006" xmlns:aink="http://schemas.microsoft.com/office/drawing/2016/ink" xmlns:am3d="http://schemas.microsoft.com/office/drawing/2017/model3d" xmlns:o="urn:schemas-microsoft-com:office:office" xmlns:oel="http://schemas.microsoft.com/office/2019/extlst" xmlns:r="http://schemas.openxmlformats.org/officeDocument/2006/relationships" xmlns:m="http://schemas.openxmlformats.org/officeDocument/2006/math" xmlns:v="urn:schemas-microsoft-com:vml" xmlns:wp14="http://schemas.microsoft.com/office/word/2010/wordprocessingDrawing" xmlns:wp="http://schemas.openxmlformats.org/drawingml/2006/wordprocessingDrawing" xmlns:w10="urn:schemas-microsoft-com:office:word" xmlns:w="http://schemas.openxmlformats.org/wordprocessingml/2006/main" xmlns:w14="http://schemas.microsoft.com/office/word/2010/wordml" xmlns:w15="http://schemas.microsoft.com/office/word/2012/wordml" xmlns:w16cex="http://schemas.microsoft.com/office/word/2018/wordml/cex" xmlns:w16cid="http://schemas.microsoft.com/office/word/2016/wordml/cid" xmlns:w16="http://schemas.microsoft.com/office/word/2018/wordml" xmlns:w16du="http://schemas.microsoft.com/office/word/2023/wordml/word16du" xmlns:w16sdtdh="http://schemas.microsoft.com/office/word/2020/wordml/sdtdatahash" xmlns:w16sdtfl="http://schemas.microsoft.com/office/word/2024/wordml/sdtformatlock" xmlns:w16se="http://schemas.microsoft.com/office/word/2015/wordml/symex" xmlns:wpg="http://schemas.microsoft.com/office/word/2010/wordprocessingGroup" xmlns:wpi="http://schemas.microsoft.com/office/word/2010/wordprocessingInk" xmlns:wne="http://schemas.microsoft.com/office/word/2006/wordml" xmlns:wps="http://schemas.microsoft.com/office/word/2010/wordprocessingShape" mc:Ignorable="w14 w15 w16se w16cid w16 w16cex w16sdtdh w16sdtfl w16du wp14">
   <w:p>
     <w:pPr>
       <w:pStyle w:val="Header"/>
@@ -2447,7 +2288,7 @@
 </file>
 
 <file path=word/header3.xml><?xml version="1.0" encoding="utf-8"?>
-<w:hdr xmlns:wpc="http://schemas.microsoft.com/office/word/2010/wordprocessingCanvas" xmlns:cx="http://schemas.microsoft.com/office/drawing/2014/chartex" xmlns:cx1="http://schemas.microsoft.com/office/drawing/2015/9/8/chartex" xmlns:cx2="http://schemas.microsoft.com/office/drawing/2015/10/21/chartex" xmlns:cx3="http://schemas.microsoft.com/office/drawing/2016/5/9/chartex" xmlns:cx4="http://schemas.microsoft.com/office/drawing/2016/5/10/chartex" xmlns:cx5="http://schemas.microsoft.com/office/drawing/2016/5/11/chartex" xmlns:cx6="http://schemas.microsoft.com/office/drawing/2016/5/12/chartex" xmlns:cx7="http://schemas.microsoft.com/office/drawing/2016/5/13/chartex" xmlns:cx8="http://schemas.microsoft.com/office/drawing/2016/5/14/chartex" xmlns:mc="http://schemas.openxmlformats.org/markup-compatibility/2006" xmlns:aink="http://schemas.microsoft.com/office/drawing/2016/ink" xmlns:am3d="http://schemas.microsoft.com/office/drawing/2017/model3d" xmlns:o="urn:schemas-microsoft-com:office:office" xmlns:oel="http://schemas.microsoft.com/office/2019/extlst" xmlns:r="http://schemas.openxmlformats.org/officeDocument/2006/relationships" xmlns:m="http://schemas.openxmlformats.org/officeDocument/2006/math" xmlns:v="urn:schemas-microsoft-com:vml" xmlns:wp14="http://schemas.microsoft.com/office/word/2010/wordprocessingDrawing" xmlns:wp="http://schemas.openxmlformats.org/drawingml/2006/wordprocessingDrawing" xmlns:w10="urn:schemas-microsoft-com:office:word" xmlns:w="http://schemas.openxmlformats.org/wordprocessingml/2006/main" xmlns:w14="http://schemas.microsoft.com/office/word/2010/wordml" xmlns:w15="http://schemas.microsoft.com/office/word/2012/wordml" xmlns:w16cex="http://schemas.microsoft.com/office/word/2018/wordml/cex" xmlns:w16cid="http://schemas.microsoft.com/office/word/2016/wordml/cid" xmlns:w16="http://schemas.microsoft.com/office/word/2018/wordml" xmlns:w16sdtdh="http://schemas.microsoft.com/office/word/2020/wordml/sdtdatahash" xmlns:w16se="http://schemas.microsoft.com/office/word/2015/wordml/symex" xmlns:wpg="http://schemas.microsoft.com/office/word/2010/wordprocessingGroup" xmlns:wpi="http://schemas.microsoft.com/office/word/2010/wordprocessingInk" xmlns:wne="http://schemas.microsoft.com/office/word/2006/wordml" xmlns:wps="http://schemas.microsoft.com/office/word/2010/wordprocessingShape" mc:Ignorable="w14 w15 w16se w16cid w16 w16cex w16sdtdh wp14">
+<w:hdr xmlns:wpc="http://schemas.microsoft.com/office/word/2010/wordprocessingCanvas" xmlns:cx="http://schemas.microsoft.com/office/drawing/2014/chartex" xmlns:cx1="http://schemas.microsoft.com/office/drawing/2015/9/8/chartex" xmlns:cx2="http://schemas.microsoft.com/office/drawing/2015/10/21/chartex" xmlns:cx3="http://schemas.microsoft.com/office/drawing/2016/5/9/chartex" xmlns:cx4="http://schemas.microsoft.com/office/drawing/2016/5/10/chartex" xmlns:cx5="http://schemas.microsoft.com/office/drawing/2016/5/11/chartex" xmlns:cx6="http://schemas.microsoft.com/office/drawing/2016/5/12/chartex" xmlns:cx7="http://schemas.microsoft.com/office/drawing/2016/5/13/chartex" xmlns:cx8="http://schemas.microsoft.com/office/drawing/2016/5/14/chartex" xmlns:mc="http://schemas.openxmlformats.org/markup-compatibility/2006" xmlns:aink="http://schemas.microsoft.com/office/drawing/2016/ink" xmlns:am3d="http://schemas.microsoft.com/office/drawing/2017/model3d" xmlns:o="urn:schemas-microsoft-com:office:office" xmlns:oel="http://schemas.microsoft.com/office/2019/extlst" xmlns:r="http://schemas.openxmlformats.org/officeDocument/2006/relationships" xmlns:m="http://schemas.openxmlformats.org/officeDocument/2006/math" xmlns:v="urn:schemas-microsoft-com:vml" xmlns:wp14="http://schemas.microsoft.com/office/word/2010/wordprocessingDrawing" xmlns:wp="http://schemas.openxmlformats.org/drawingml/2006/wordprocessingDrawing" xmlns:w10="urn:schemas-microsoft-com:office:word" xmlns:w="http://schemas.openxmlformats.org/wordprocessingml/2006/main" xmlns:w14="http://schemas.microsoft.com/office/word/2010/wordml" xmlns:w15="http://schemas.microsoft.com/office/word/2012/wordml" xmlns:w16cex="http://schemas.microsoft.com/office/word/2018/wordml/cex" xmlns:w16cid="http://schemas.microsoft.com/office/word/2016/wordml/cid" xmlns:w16="http://schemas.microsoft.com/office/word/2018/wordml" xmlns:w16du="http://schemas.microsoft.com/office/word/2023/wordml/word16du" xmlns:w16sdtdh="http://schemas.microsoft.com/office/word/2020/wordml/sdtdatahash" xmlns:w16sdtfl="http://schemas.microsoft.com/office/word/2024/wordml/sdtformatlock" xmlns:w16se="http://schemas.microsoft.com/office/word/2015/wordml/symex" xmlns:wpg="http://schemas.microsoft.com/office/word/2010/wordprocessingGroup" xmlns:wpi="http://schemas.microsoft.com/office/word/2010/wordprocessingInk" xmlns:wne="http://schemas.microsoft.com/office/word/2006/wordml" xmlns:wps="http://schemas.microsoft.com/office/word/2010/wordprocessingShape" mc:Ignorable="w14 w15 w16se w16cid w16 w16cex w16sdtdh w16sdtfl w16du wp14">
   <w:p>
     <w:pPr>
       <w:pStyle w:val="Header"/>
@@ -2457,7 +2298,7 @@
 </file>
 
 <file path=word/numbering.xml><?xml version="1.0" encoding="utf-8"?>
-<w:numbering xmlns:wpc="http://schemas.microsoft.com/office/word/2010/wordprocessingCanvas" xmlns:cx="http://schemas.microsoft.com/office/drawing/2014/chartex" xmlns:cx1="http://schemas.microsoft.com/office/drawing/2015/9/8/chartex" xmlns:cx2="http://schemas.microsoft.com/office/drawing/2015/10/21/chartex" xmlns:cx3="http://schemas.microsoft.com/office/drawing/2016/5/9/chartex" xmlns:cx4="http://schemas.microsoft.com/office/drawing/2016/5/10/chartex" xmlns:cx5="http://schemas.microsoft.com/office/drawing/2016/5/11/chartex" xmlns:cx6="http://schemas.microsoft.com/office/drawing/2016/5/12/chartex" xmlns:cx7="http://schemas.microsoft.com/office/drawing/2016/5/13/chartex" xmlns:cx8="http://schemas.microsoft.com/office/drawing/2016/5/14/chartex" xmlns:mc="http://schemas.openxmlformats.org/markup-compatibility/2006" xmlns:aink="http://schemas.microsoft.com/office/drawing/2016/ink" xmlns:am3d="http://schemas.microsoft.com/office/drawing/2017/model3d" xmlns:o="urn:schemas-microsoft-com:office:office" xmlns:oel="http://schemas.microsoft.com/office/2019/extlst" xmlns:r="http://schemas.openxmlformats.org/officeDocument/2006/relationships" xmlns:m="http://schemas.openxmlformats.org/officeDocument/2006/math" xmlns:v="urn:schemas-microsoft-com:vml" xmlns:wp14="http://schemas.microsoft.com/office/word/2010/wordprocessingDrawing" xmlns:wp="http://schemas.openxmlformats.org/drawingml/2006/wordprocessingDrawing" xmlns:w10="urn:schemas-microsoft-com:office:word" xmlns:w="http://schemas.openxmlformats.org/wordprocessingml/2006/main" xmlns:w14="http://schemas.microsoft.com/office/word/2010/wordml" xmlns:w15="http://schemas.microsoft.com/office/word/2012/wordml" xmlns:w16cex="http://schemas.microsoft.com/office/word/2018/wordml/cex" xmlns:w16cid="http://schemas.microsoft.com/office/word/2016/wordml/cid" xmlns:w16="http://schemas.microsoft.com/office/word/2018/wordml" xmlns:w16sdtdh="http://schemas.microsoft.com/office/word/2020/wordml/sdtdatahash" xmlns:w16se="http://schemas.microsoft.com/office/word/2015/wordml/symex" xmlns:wpg="http://schemas.microsoft.com/office/word/2010/wordprocessingGroup" xmlns:wpi="http://schemas.microsoft.com/office/word/2010/wordprocessingInk" xmlns:wne="http://schemas.microsoft.com/office/word/2006/wordml" xmlns:wps="http://schemas.microsoft.com/office/word/2010/wordprocessingShape" mc:Ignorable="w14 w15 w16se w16cid w16 w16cex w16sdtdh wp14">
+<w:numbering xmlns:wpc="http://schemas.microsoft.com/office/word/2010/wordprocessingCanvas" xmlns:cx="http://schemas.microsoft.com/office/drawing/2014/chartex" xmlns:cx1="http://schemas.microsoft.com/office/drawing/2015/9/8/chartex" xmlns:cx2="http://schemas.microsoft.com/office/drawing/2015/10/21/chartex" xmlns:cx3="http://schemas.microsoft.com/office/drawing/2016/5/9/chartex" xmlns:cx4="http://schemas.microsoft.com/office/drawing/2016/5/10/chartex" xmlns:cx5="http://schemas.microsoft.com/office/drawing/2016/5/11/chartex" xmlns:cx6="http://schemas.microsoft.com/office/drawing/2016/5/12/chartex" xmlns:cx7="http://schemas.microsoft.com/office/drawing/2016/5/13/chartex" xmlns:cx8="http://schemas.microsoft.com/office/drawing/2016/5/14/chartex" xmlns:mc="http://schemas.openxmlformats.org/markup-compatibility/2006" xmlns:aink="http://schemas.microsoft.com/office/drawing/2016/ink" xmlns:am3d="http://schemas.microsoft.com/office/drawing/2017/model3d" xmlns:o="urn:schemas-microsoft-com:office:office" xmlns:oel="http://schemas.microsoft.com/office/2019/extlst" xmlns:r="http://schemas.openxmlformats.org/officeDocument/2006/relationships" xmlns:m="http://schemas.openxmlformats.org/officeDocument/2006/math" xmlns:v="urn:schemas-microsoft-com:vml" xmlns:wp14="http://schemas.microsoft.com/office/word/2010/wordprocessingDrawing" xmlns:wp="http://schemas.openxmlformats.org/drawingml/2006/wordprocessingDrawing" xmlns:w10="urn:schemas-microsoft-com:office:word" xmlns:w="http://schemas.openxmlformats.org/wordprocessingml/2006/main" xmlns:w14="http://schemas.microsoft.com/office/word/2010/wordml" xmlns:w15="http://schemas.microsoft.com/office/word/2012/wordml" xmlns:w16cex="http://schemas.microsoft.com/office/word/2018/wordml/cex" xmlns:w16cid="http://schemas.microsoft.com/office/word/2016/wordml/cid" xmlns:w16="http://schemas.microsoft.com/office/word/2018/wordml" xmlns:w16du="http://schemas.microsoft.com/office/word/2023/wordml/word16du" xmlns:w16sdtdh="http://schemas.microsoft.com/office/word/2020/wordml/sdtdatahash" xmlns:w16sdtfl="http://schemas.microsoft.com/office/word/2024/wordml/sdtformatlock" xmlns:w16se="http://schemas.microsoft.com/office/word/2015/wordml/symex" xmlns:wpg="http://schemas.microsoft.com/office/word/2010/wordprocessingGroup" xmlns:wpi="http://schemas.microsoft.com/office/word/2010/wordprocessingInk" xmlns:wne="http://schemas.microsoft.com/office/word/2006/wordml" xmlns:wps="http://schemas.microsoft.com/office/word/2010/wordprocessingShape" mc:Ignorable="w14 w15 w16se w16cid w16 w16cex w16sdtdh w16sdtfl w16du wp14">
   <w:abstractNum w:abstractNumId="0" w15:restartNumberingAfterBreak="0">
     <w:nsid w:val="00904850"/>
     <w:multiLevelType w:val="hybridMultilevel"/>
@@ -4208,7 +4049,7 @@
 </file>
 
 <file path=word/styles.xml><?xml version="1.0" encoding="utf-8"?>
-<w:styles xmlns:mc="http://schemas.openxmlformats.org/markup-compatibility/2006" xmlns:r="http://schemas.openxmlformats.org/officeDocument/2006/relationships" xmlns:w="http://schemas.openxmlformats.org/wordprocessingml/2006/main" xmlns:w14="http://schemas.microsoft.com/office/word/2010/wordml" xmlns:w15="http://schemas.microsoft.com/office/word/2012/wordml" xmlns:w16cex="http://schemas.microsoft.com/office/word/2018/wordml/cex" xmlns:w16cid="http://schemas.microsoft.com/office/word/2016/wordml/cid" xmlns:w16="http://schemas.microsoft.com/office/word/2018/wordml" xmlns:w16sdtdh="http://schemas.microsoft.com/office/word/2020/wordml/sdtdatahash" xmlns:w16se="http://schemas.microsoft.com/office/word/2015/wordml/symex" mc:Ignorable="w14 w15 w16se w16cid w16 w16cex w16sdtdh">
+<w:styles xmlns:mc="http://schemas.openxmlformats.org/markup-compatibility/2006" xmlns:r="http://schemas.openxmlformats.org/officeDocument/2006/relationships" xmlns:w="http://schemas.openxmlformats.org/wordprocessingml/2006/main" xmlns:w14="http://schemas.microsoft.com/office/word/2010/wordml" xmlns:w15="http://schemas.microsoft.com/office/word/2012/wordml" xmlns:w16cex="http://schemas.microsoft.com/office/word/2018/wordml/cex" xmlns:w16cid="http://schemas.microsoft.com/office/word/2016/wordml/cid" xmlns:w16="http://schemas.microsoft.com/office/word/2018/wordml" xmlns:w16du="http://schemas.microsoft.com/office/word/2023/wordml/word16du" xmlns:w16sdtdh="http://schemas.microsoft.com/office/word/2020/wordml/sdtdatahash" xmlns:w16sdtfl="http://schemas.microsoft.com/office/word/2024/wordml/sdtformatlock" xmlns:w16se="http://schemas.microsoft.com/office/word/2015/wordml/symex" mc:Ignorable="w14 w15 w16se w16cid w16 w16cex w16sdtdh w16sdtfl w16du">
   <w:docDefaults>
     <w:rPrDefault>
       <w:rPr>
